--- a/docs/BrewLite_User_Stories_Acceptance_Criteria.docx
+++ b/docs/BrewLite_User_Stories_Acceptance_Criteria.docx
@@ -21,8 +21,6 @@
         <w:jc w:val="left"/>
         <w:rPr>
           <w:rFonts w:ascii="Times New Roman" w:cs="Times New Roman" w:eastAsia="Times New Roman" w:hAnsi="Times New Roman"/>
-          <w:b w:val="0"/>
-          <w:bCs w:val="0"/>
           <w:i w:val="0"/>
           <w:iCs w:val="0"/>
           <w:smallCaps w:val="0"/>
@@ -38,8 +36,6 @@
       <w:r>
         <w:rPr>
           <w:rFonts w:ascii="Times New Roman" w:cs="Times New Roman" w:eastAsia="Times New Roman" w:hAnsi="Times New Roman"/>
-          <w:b w:val="0"/>
-          <w:bCs w:val="0"/>
           <w:i w:val="0"/>
           <w:iCs w:val="0"/>
           <w:smallCaps w:val="0"/>
@@ -88,7 +84,7 @@
           <w:szCs w:val="22"/>
           <w:rtl w:val="0"/>
         </w:rPr>
-        <w:t xml:space="preserve">Phiên bản: v2.3  |  Ngày cập nhật: 30/10/2026  |  Trạng thái: Cập nhật theo Decision Log BR-01–BR-06 (chờ review đồng bộ)</w:t>
+        <w:t xml:space="preserve">Phiên bản: v2.3  |  Ngày cập nhật: 30/10/2026  |  Trạng thái: Đồng bộ Requirements v3.1 (chờ review Phase 2)</w:t>
       </w:r>
       <w:r>
         <w:rPr>
@@ -245,6 +241,7 @@
       <w:tr>
         <w:trPr>
           <w:cantSplit w:val="0"/>
+          <w:trHeight w:val="377.6434326171875" w:hRule="atLeast"/>
           <w:tblHeader w:val="0"/>
         </w:trPr>
         <w:tc>
@@ -562,14 +559,12 @@
             </w:pPr>
             <w:r>
               <w:rPr>
+                <w:rFonts w:ascii="Times New Roman" w:cs="Times New Roman" w:eastAsia="Times New Roman" w:hAnsi="Times New Roman"/>
+                <w:sz w:val="26"/>
+                <w:szCs w:val="26"/>
                 <w:rtl w:val="0"/>
               </w:rPr>
               <w:t xml:space="preserve">v2.3</w:t>
-            </w:r>
-            <w:r>
-              <w:rPr>
-                <w:rtl w:val="0"/>
-              </w:rPr>
             </w:r>
           </w:p>
         </w:tc>
@@ -642,14 +637,12 @@
             </w:pPr>
             <w:r>
               <w:rPr>
+                <w:rFonts w:ascii="Times New Roman" w:cs="Times New Roman" w:eastAsia="Times New Roman" w:hAnsi="Times New Roman"/>
+                <w:sz w:val="26"/>
+                <w:szCs w:val="26"/>
                 <w:rtl w:val="0"/>
               </w:rPr>
               <w:t xml:space="preserve">30/10/2026</w:t>
-            </w:r>
-            <w:r>
-              <w:rPr>
-                <w:rtl w:val="0"/>
-              </w:rPr>
             </w:r>
           </w:p>
         </w:tc>
@@ -722,14 +715,12 @@
             </w:pPr>
             <w:r>
               <w:rPr>
-                <w:rtl w:val="0"/>
-              </w:rPr>
-              <w:t xml:space="preserve">Chờ review đồng bộ Phase 2</w:t>
-            </w:r>
-            <w:r>
-              <w:rPr>
-                <w:rtl w:val="0"/>
-              </w:rPr>
+                <w:rFonts w:ascii="Times New Roman" w:cs="Times New Roman" w:eastAsia="Times New Roman" w:hAnsi="Times New Roman"/>
+                <w:sz w:val="26"/>
+                <w:szCs w:val="26"/>
+                <w:rtl w:val="0"/>
+              </w:rPr>
+              <w:t xml:space="preserve">Chờ review đồng bộ Requirements v3.1 / API Contract Phase 2</w:t>
             </w:r>
           </w:p>
         </w:tc>
@@ -793,13 +784,20 @@
           </w:tcPr>
           <w:p>
             <w:pPr>
-              <w:rPr/>
-            </w:pPr>
-            <w:r>
-              <w:rPr>
-                <w:rtl w:val="0"/>
-              </w:rPr>
-              <w:t xml:space="preserve">BrewLite-CongNghePhanMem.pdf (đề bài); BrewLite_Requirements_Specification.docx (v2.0) | BL-CR-VNPAY-001 (Approved BR-01–BR-06); Requirements v3.0 / API Contract v3.0 / UC Spec v3.0 được Decision Log dẫn chiếu, chờ đối chiếu trực tiếp.</w:t>
+              <w:rPr>
+                <w:rFonts w:ascii="Times New Roman" w:cs="Times New Roman" w:eastAsia="Times New Roman" w:hAnsi="Times New Roman"/>
+                <w:sz w:val="26"/>
+                <w:szCs w:val="26"/>
+              </w:rPr>
+            </w:pPr>
+            <w:r>
+              <w:rPr>
+                <w:rFonts w:ascii="Times New Roman" w:cs="Times New Roman" w:eastAsia="Times New Roman" w:hAnsi="Times New Roman"/>
+                <w:sz w:val="26"/>
+                <w:szCs w:val="26"/>
+                <w:rtl w:val="0"/>
+              </w:rPr>
+              <w:t xml:space="preserve">BrewLite Requirements Specification v3.1 – VNPay Phase 2 (30/10/2026; chờ review); BL-CR-VNPAY-001 v1.0 (Approved BR-01–BR-06); US–AC v2.2 (Phase 1); API Contract v3.0 (baseline Mock).</w:t>
             </w:r>
           </w:p>
         </w:tc>
@@ -863,13 +861,20 @@
           </w:tcPr>
           <w:p>
             <w:pPr>
-              <w:rPr/>
-            </w:pPr>
-            <w:r>
-              <w:rPr>
-                <w:rtl w:val="0"/>
-              </w:rPr>
-              <w:t xml:space="preserve">43 User Stories Phase 1 + 6 US-VNP Phase 2 = 49 Stories; tổng 253 Acceptance Criteria (205 baseline + 48 Phase 2).</w:t>
+              <w:rPr>
+                <w:rFonts w:ascii="Times New Roman" w:cs="Times New Roman" w:eastAsia="Times New Roman" w:hAnsi="Times New Roman"/>
+                <w:sz w:val="26"/>
+                <w:szCs w:val="26"/>
+              </w:rPr>
+            </w:pPr>
+            <w:r>
+              <w:rPr>
+                <w:rFonts w:ascii="Times New Roman" w:cs="Times New Roman" w:eastAsia="Times New Roman" w:hAnsi="Times New Roman"/>
+                <w:sz w:val="26"/>
+                <w:szCs w:val="26"/>
+                <w:rtl w:val="0"/>
+              </w:rPr>
+              <w:t xml:space="preserve">49 User Stories (43 Phase 1 + 6 VNPay Phase 2); 253 AC (205 baseline + 48 Phase 2); 46 FR (40 baseline + FR-PAY-007–012).</w:t>
             </w:r>
           </w:p>
         </w:tc>
@@ -938,66 +943,48 @@
       </w:pPr>
       <w:r>
         <w:rPr>
-          <w:rtl w:val="0"/>
-        </w:rPr>
-        <w:t xml:space="preserve">Phạm vi kế thừa US/AC v2.2 cho Phase 1 (Guest, Customer, Next.js, NestJS, PostgreSQL/Prisma, Mock Payment) và mở rộng Phase 2 theo BL-CR-VNPAY-001 đã được Project Leader phê duyệt: VNPay Sandbox mặc định, backend-controlled provider, IPN/QueryDR, retry và reconciliation, Grace Period 5 phút, ZERO_AMOUNT. Các chức năng không bị Decision thay thế giữ nguyên yêu cầu/AC baseline; ưu tiên MUST/SHOULD kế thừa, chưa tự gán lại mức ưu tiên cho chức năng mới khi Requirements v3.0 chưa được đối chiếu chi tiết.</w:t>
-      </w:r>
-      <w:r>
-        <w:rPr>
-          <w:rtl w:val="0"/>
-        </w:rPr>
-      </w:r>
-    </w:p>
-    <w:p>
-      <w:pPr>
-        <w:rPr>
-          <w:rFonts w:ascii="Times New Roman" w:cs="Times New Roman" w:eastAsia="Times New Roman" w:hAnsi="Times New Roman"/>
-          <w:sz w:val="26"/>
-          <w:szCs w:val="26"/>
-        </w:rPr>
-      </w:pPr>
-      <w:r>
-        <w:rPr>
-          <w:rFonts w:ascii="Times New Roman" w:cs="Times New Roman" w:eastAsia="Times New Roman" w:hAnsi="Times New Roman"/>
-          <w:sz w:val="26"/>
-          <w:szCs w:val="26"/>
-          <w:rtl w:val="0"/>
-        </w:rPr>
-        <w:t xml:space="preserve">Quy tắc soạn: mỗi yêu cầu chức năng FR-… có một User Story cùng nhóm mã; AC được chuyển thành điều kiện có thể kiểm thử. Bổ sung riêng US-PRO-07 cho chức năng xem trước mã giảm giá (SHOULD) vốn nằm trong FR-PRO-001, không tạo FR mới. Các Story kỹ thuật US-OPS không gắn với FR, được bổ sung riêng theo 10 task và Definition of Done trong đề bài PDF.</w:t>
-      </w:r>
-    </w:p>
-    <w:p>
-      <w:pPr>
-        <w:rPr>
-          <w:rFonts w:ascii="Times New Roman" w:cs="Times New Roman" w:eastAsia="Times New Roman" w:hAnsi="Times New Roman"/>
-          <w:sz w:val="26"/>
-          <w:szCs w:val="26"/>
-        </w:rPr>
-      </w:pPr>
-      <w:r>
-        <w:rPr>
+          <w:rFonts w:ascii="Times New Roman" w:cs="Times New Roman" w:eastAsia="Times New Roman" w:hAnsi="Times New Roman"/>
+          <w:sz w:val="26"/>
+          <w:szCs w:val="26"/>
+          <w:rtl w:val="0"/>
+        </w:rPr>
+        <w:t xml:space="preserve">Phạm vi kế thừa US/AC v2.2 cho Phase 1 (Guest, Customer, Next.js, NestJS, PostgreSQL/Prisma và Mock Payment) và mở rộng Phase 2 theo BL-CR-VNPAY-001 cùng Requirements Specification v3.1: VNPay Sandbox mặc định, backend-controlled provider, IPN/QueryDR, idempotency initiation, retry/reconciliation, Grace Period 5 phút và ZERO_AMOUNT. Tổng cộng 46 FR (40 baseline + 6 FR-PAY-007–012), sáu FR bổ sung đều MUST (Phase 2) theo Requirements v3.1; business rules BR-01–BR-06 đã Approved, nhưng Requirements v3.1 và API Contract Phase 2 vẫn chờ review/phê duyệt.</w:t>
+      </w:r>
+    </w:p>
+    <w:p>
+      <w:pPr>
+        <w:rPr>
+          <w:rFonts w:ascii="Times New Roman" w:cs="Times New Roman" w:eastAsia="Times New Roman" w:hAnsi="Times New Roman"/>
+          <w:sz w:val="26"/>
+          <w:szCs w:val="26"/>
+        </w:rPr>
+      </w:pPr>
+      <w:r>
+        <w:rPr>
+          <w:rFonts w:ascii="Times New Roman" w:cs="Times New Roman" w:eastAsia="Times New Roman" w:hAnsi="Times New Roman"/>
+          <w:sz w:val="26"/>
+          <w:szCs w:val="26"/>
+          <w:rtl w:val="0"/>
+        </w:rPr>
+        <w:t xml:space="preserve">Quy tắc soạn: các User Story và AC giữ mã truy vết baseline, mỗi FR được liên kết với ít nhất một Story/AC và một Story có thể hỗ trợ nhiều FR. US-PRO-07 là nhánh Coupon Preview SHOULD – Deferred thuộc FR-PRO-001, không phát sinh FR riêng. Hai US-OPS là Technical Enablers cho 10 task của đề bài, không thay thế yêu cầu nghiệp vụ. Chỉ các AC thuộc phạm vi hiện hành mới dùng làm điều kiện nghiệm thu Phase 2; những AC Deferred được lưu để triển khai sau khi được duyệt.</w:t>
+      </w:r>
+    </w:p>
+    <w:p>
+      <w:pPr>
+        <w:rPr>
+          <w:rFonts w:ascii="Times New Roman" w:cs="Times New Roman" w:eastAsia="Times New Roman" w:hAnsi="Times New Roman"/>
+          <w:sz w:val="26"/>
+          <w:szCs w:val="26"/>
+        </w:rPr>
+      </w:pPr>
+      <w:r>
+        <w:rPr>
+          <w:rFonts w:ascii="Times New Roman" w:cs="Times New Roman" w:eastAsia="Times New Roman" w:hAnsi="Times New Roman"/>
+          <w:sz w:val="26"/>
+          <w:szCs w:val="26"/>
           <w:rtl w:val="0"/>
         </w:rPr>
         <w:t xml:space="preserve">Ngoài phạm vi Phase 2: thanh toán production, Forgot/Reset Password, Admin/Barista UI, deployment chính thức, advanced monitoring và CI/CD. VNPay chỉ tích hợp Sandbox; Mock Payment giữ cho test/demo dự phòng khi backend cho phép, không tự fallback từ VNPay PENDING. Phase 1 vẫn dùng API Contract v3.0 cho tới khi contract kế tiếp được duyệt.</w:t>
-      </w:r>
-      <w:r>
-        <w:rPr>
-          <w:rtl w:val="0"/>
-        </w:rPr>
-      </w:r>
-    </w:p>
-    <w:p>
-      <w:pPr>
-        <w:rPr>
-          <w:rFonts w:ascii="Times New Roman" w:cs="Times New Roman" w:eastAsia="Times New Roman" w:hAnsi="Times New Roman"/>
-          <w:sz w:val="26"/>
-          <w:szCs w:val="26"/>
-        </w:rPr>
-      </w:pPr>
-      <w:r>
-        <w:rPr>
-          <w:rtl w:val="0"/>
-        </w:rPr>
       </w:r>
     </w:p>
     <w:p>
@@ -1566,7 +1553,7 @@
                 <w:szCs w:val="26"/>
                 <w:rtl w:val="0"/>
               </w:rPr>
-              <w:t xml:space="preserve">Giúp truy vết tới Specification v2.0 và 10 task chính của đề bài (gợi ý liên hệ triển khai, không phải danh sách task mới).</w:t>
+              <w:t xml:space="preserve">Truy vết tới Requirements Specification v3.1 (46 FR: 40 baseline + 6 Phase 2) và 10 task của đề bài; một FR có thể ánh xạ nhiều Story/AC và ngược lại.</w:t>
             </w:r>
           </w:p>
         </w:tc>
@@ -2917,7 +2904,7 @@
                 <w:szCs w:val="26"/>
                 <w:rtl w:val="0"/>
               </w:rPr>
-              <w:t xml:space="preserve">F06 - Thanh toán mock</w:t>
+              <w:t xml:space="preserve">F06 - Mock baseline, VNPay Sandbox / ZERO_AMOUNT Phase 2</w:t>
             </w:r>
           </w:p>
         </w:tc>
@@ -3231,10 +3218,13 @@
           <w:tcPr/>
           <w:p>
             <w:pPr>
-              <w:rPr/>
-            </w:pPr>
-            <w:r>
-              <w:rPr>
+              <w:rPr>
+                <w:rFonts w:ascii="Times New Roman" w:cs="Times New Roman" w:eastAsia="Times New Roman" w:hAnsi="Times New Roman"/>
+              </w:rPr>
+            </w:pPr>
+            <w:r>
+              <w:rPr>
+                <w:rFonts w:ascii="Times New Roman" w:cs="Times New Roman" w:eastAsia="Times New Roman" w:hAnsi="Times New Roman"/>
                 <w:rtl w:val="0"/>
               </w:rPr>
               <w:t xml:space="preserve">VNP</w:t>
@@ -3245,10 +3235,13 @@
           <w:tcPr/>
           <w:p>
             <w:pPr>
-              <w:rPr/>
-            </w:pPr>
-            <w:r>
-              <w:rPr>
+              <w:rPr>
+                <w:rFonts w:ascii="Times New Roman" w:cs="Times New Roman" w:eastAsia="Times New Roman" w:hAnsi="Times New Roman"/>
+              </w:rPr>
+            </w:pPr>
+            <w:r>
+              <w:rPr>
+                <w:rFonts w:ascii="Times New Roman" w:cs="Times New Roman" w:eastAsia="Times New Roman" w:hAnsi="Times New Roman"/>
                 <w:rtl w:val="0"/>
               </w:rPr>
               <w:t xml:space="preserve">VNPay Sandbox – Phase 2</w:t>
@@ -3259,10 +3252,13 @@
           <w:tcPr/>
           <w:p>
             <w:pPr>
-              <w:rPr/>
-            </w:pPr>
-            <w:r>
-              <w:rPr>
+              <w:rPr>
+                <w:rFonts w:ascii="Times New Roman" w:cs="Times New Roman" w:eastAsia="Times New Roman" w:hAnsi="Times New Roman"/>
+              </w:rPr>
+            </w:pPr>
+            <w:r>
+              <w:rPr>
+                <w:rFonts w:ascii="Times New Roman" w:cs="Times New Roman" w:eastAsia="Times New Roman" w:hAnsi="Times New Roman"/>
                 <w:rtl w:val="0"/>
               </w:rPr>
               <w:t xml:space="preserve">6</w:t>
@@ -3273,10 +3269,13 @@
           <w:tcPr/>
           <w:p>
             <w:pPr>
-              <w:rPr/>
-            </w:pPr>
-            <w:r>
-              <w:rPr>
+              <w:rPr>
+                <w:rFonts w:ascii="Times New Roman" w:cs="Times New Roman" w:eastAsia="Times New Roman" w:hAnsi="Times New Roman"/>
+              </w:rPr>
+            </w:pPr>
+            <w:r>
+              <w:rPr>
+                <w:rFonts w:ascii="Times New Roman" w:cs="Times New Roman" w:eastAsia="Times New Roman" w:hAnsi="Times New Roman"/>
                 <w:rtl w:val="0"/>
               </w:rPr>
               <w:t xml:space="preserve">Approved BR-01–BR-06</w:t>
@@ -3295,14 +3294,12 @@
       </w:pPr>
       <w:r>
         <w:rPr>
-          <w:rtl w:val="0"/>
-        </w:rPr>
-        <w:t xml:space="preserve">Tổng cộng: 49 User Stories (43 Phase 1 + 6 US-VNP Phase 2), 253 Acceptance Criteria (205 baseline được giữ ID và 48 AC Phase 2). Các business rules được approved theo BL-CR-VNPAY-001; việc đối chiếu API Contract/Requirements Phase 2 cần thực hiện trước khi chốt Final.</w:t>
-      </w:r>
-      <w:r>
-        <w:rPr>
-          <w:rtl w:val="0"/>
-        </w:rPr>
+          <w:rFonts w:ascii="Times New Roman" w:cs="Times New Roman" w:eastAsia="Times New Roman" w:hAnsi="Times New Roman"/>
+          <w:sz w:val="26"/>
+          <w:szCs w:val="26"/>
+          <w:rtl w:val="0"/>
+        </w:rPr>
+        <w:t xml:space="preserve">Tổng cộng: 49 User Stories (43 Phase 1 + 6 US-VNP Phase 2), 253 Acceptance Criteria (205 baseline giữ nguyên ID và 48 AC Phase 2). Requirements v3.1 xác định 46 FR (40 baseline + FR-PAY-007–012, đều MUST trong Phase 2). Những mục SHOULD – Deferred được giữ mã để phục vụ backlog tương lai, không tính là tiêu chí triển khai/QA bắt buộc của Phase 2; API Contract Phase 2 cần được phê duyệt trước khi chốt Final.</w:t>
       </w:r>
     </w:p>
     <w:p>
@@ -4632,7 +4629,8 @@
     </w:p>
     <w:p>
       <w:pPr>
-        <w:spacing w:after="0" w:lineRule="auto"/>
+        <w:spacing w:after="60" w:lineRule="auto"/>
+        <w:ind w:left="249" w:hanging="249"/>
         <w:rPr>
           <w:rFonts w:ascii="Times New Roman" w:cs="Times New Roman" w:eastAsia="Times New Roman" w:hAnsi="Times New Roman"/>
           <w:sz w:val="26"/>
@@ -6396,6 +6394,7 @@
         <w:ind w:left="249" w:hanging="249"/>
         <w:rPr>
           <w:rFonts w:ascii="Times New Roman" w:cs="Times New Roman" w:eastAsia="Times New Roman" w:hAnsi="Times New Roman"/>
+          <w:color w:val="000000"/>
           <w:sz w:val="26"/>
           <w:szCs w:val="26"/>
         </w:rPr>
@@ -6410,12 +6409,17 @@
           <w:szCs w:val="26"/>
           <w:rtl w:val="0"/>
         </w:rPr>
-        <w:t xml:space="preserve">AC-US-AUTHZ-01-02. Endpoint nghiệp vụ mới mặc định yêu cầu JWT; thiếu JWT trả 401, trừ endpoint công khai có kiểm soát được đặc tả rõ. GET /payments/vnpay/ipn không yêu cầu Customer JWT, nhưng chỉ cho phép finalization sau khi xác minh HMAC-SHA512 và thông tin VNPay hợp lệ (BR-04).</w:t>
-      </w:r>
-      <w:r>
-        <w:rPr>
-          <w:rtl w:val="0"/>
-        </w:rPr>
+        <w:t xml:space="preserve">AC-US-AUTHZ-01-02.</w:t>
+      </w:r>
+      <w:r>
+        <w:rPr>
+          <w:rFonts w:ascii="Times New Roman" w:cs="Times New Roman" w:eastAsia="Times New Roman" w:hAnsi="Times New Roman"/>
+          <w:color w:val="000000"/>
+          <w:sz w:val="26"/>
+          <w:szCs w:val="26"/>
+          <w:rtl w:val="0"/>
+        </w:rPr>
+        <w:t xml:space="preserve"> Endpoint nghiệp vụ mới mặc định yêu cầu JWT; thiếu JWT trả 401, trừ endpoint công khai có kiểm soát được đặc tả rõ. GET /payments/vnpay/ipn không yêu cầu Customer JWT, nhưng chỉ cho phép finalization sau khi xác minh HMAC-SHA512 và thông tin VNPay hợp lệ (BR-04).</w:t>
       </w:r>
     </w:p>
     <w:p>
@@ -7992,7 +7996,7 @@
                 <w:szCs w:val="26"/>
                 <w:rtl w:val="0"/>
               </w:rPr>
-              <w:t xml:space="preserve">MUST (+ SHOULD: phân trang)  |  CONFIRMED / DERIVED</w:t>
+              <w:t xml:space="preserve">MUST (menu không phân trang) + SHOULD – Deferred (phân trang) | CONFIRMED / DERIVED</w:t>
             </w:r>
           </w:p>
         </w:tc>
@@ -8212,6 +8216,37 @@
     </w:p>
     <w:p>
       <w:pPr>
+        <w:ind w:left="283.46456692913375" w:hanging="283.46456692913375"/>
+        <w:rPr>
+          <w:rFonts w:ascii="Times New Roman" w:cs="Times New Roman" w:eastAsia="Times New Roman" w:hAnsi="Times New Roman"/>
+          <w:sz w:val="26"/>
+          <w:szCs w:val="26"/>
+        </w:rPr>
+      </w:pPr>
+      <w:r>
+        <w:rPr>
+          <w:rFonts w:ascii="Times New Roman" w:cs="Times New Roman" w:eastAsia="Times New Roman" w:hAnsi="Times New Roman"/>
+          <w:b w:val="1"/>
+          <w:bCs w:val="1"/>
+          <w:color w:val="0f4761"/>
+          <w:sz w:val="26"/>
+          <w:szCs w:val="26"/>
+          <w:rtl w:val="0"/>
+        </w:rPr>
+        <w:t xml:space="preserve">AC-US-CAT-01-01.</w:t>
+      </w:r>
+      <w:r>
+        <w:rPr>
+          <w:rFonts w:ascii="Times New Roman" w:cs="Times New Roman" w:eastAsia="Times New Roman" w:hAnsi="Times New Roman"/>
+          <w:sz w:val="26"/>
+          <w:szCs w:val="26"/>
+          <w:rtl w:val="0"/>
+        </w:rPr>
+        <w:t xml:space="preserve"> Guest hoặc Customer không cần JWT gọi GET /products nhận HTTP 200 với wrapper { "items": [...] } chứa danh sách ProductListItemDto, gồm các trường công khai phục vụ menu (mã, tên, ảnh, giá cơ bản, còn/hết hàng,category, description, rating, isNew, isBestseller ); backend không trả cấu trúc phân trang trong baseline (FR-CAT-001).</w:t>
+      </w:r>
+    </w:p>
+    <w:p>
+      <w:pPr>
         <w:spacing w:after="60" w:lineRule="auto"/>
         <w:ind w:left="249" w:hanging="249"/>
         <w:rPr>
@@ -8230,16 +8265,16 @@
           <w:szCs w:val="26"/>
           <w:rtl w:val="0"/>
         </w:rPr>
-        <w:t xml:space="preserve">AC-US-CAT-01-01. </w:t>
-      </w:r>
-      <w:r>
-        <w:rPr>
-          <w:rFonts w:ascii="Times New Roman" w:cs="Times New Roman" w:eastAsia="Times New Roman" w:hAnsi="Times New Roman"/>
-          <w:sz w:val="26"/>
-          <w:szCs w:val="26"/>
-          <w:rtl w:val="0"/>
-        </w:rPr>
-        <w:t xml:space="preserve">Không có token, GET /products vẫn trả danh sách sản phẩm và các trường hiển thị: mã, tên, ảnh, giá cơ bản, còn/hết hàng.</w:t>
+        <w:t xml:space="preserve">AC-US-CAT-01-02. </w:t>
+      </w:r>
+      <w:r>
+        <w:rPr>
+          <w:rFonts w:ascii="Times New Roman" w:cs="Times New Roman" w:eastAsia="Times New Roman" w:hAnsi="Times New Roman"/>
+          <w:sz w:val="26"/>
+          <w:szCs w:val="26"/>
+          <w:rtl w:val="0"/>
+        </w:rPr>
+        <w:t xml:space="preserve">GET /products không dùng page/limit, trả toàn bộ danh sách ổn định theo name ASC rồi id ASC; không công khai stock chính xác và không tự chuyển sang chế độ phân trang khi danh sách tăng (FR-CAT-001).</w:t>
       </w:r>
     </w:p>
     <w:p>
@@ -8262,16 +8297,16 @@
           <w:szCs w:val="26"/>
           <w:rtl w:val="0"/>
         </w:rPr>
-        <w:t xml:space="preserve">AC-US-CAT-01-02. </w:t>
-      </w:r>
-      <w:r>
-        <w:rPr>
-          <w:rFonts w:ascii="Times New Roman" w:cs="Times New Roman" w:eastAsia="Times New Roman" w:hAnsi="Times New Roman"/>
-          <w:sz w:val="26"/>
-          <w:szCs w:val="26"/>
-          <w:rtl w:val="0"/>
-        </w:rPr>
-        <w:t xml:space="preserve">Danh sách có thứ tự ổn định theo tên rồi mã sản phẩm; không trả số lượng tồn kho chính xác qua API công khai.</w:t>
+        <w:t xml:space="preserve">AC-US-CAT-01-03. </w:t>
+      </w:r>
+      <w:r>
+        <w:rPr>
+          <w:rFonts w:ascii="Times New Roman" w:cs="Times New Roman" w:eastAsia="Times New Roman" w:hAnsi="Times New Roman"/>
+          <w:sz w:val="26"/>
+          <w:szCs w:val="26"/>
+          <w:rtl w:val="0"/>
+        </w:rPr>
+        <w:t xml:space="preserve">Danh sách không có sản phẩm trả HTTP 200 với { "items": [] }; giao diện có trạng thái loading, empty, error và hình thay thế khi ảnh sản phẩm lỗi.</w:t>
       </w:r>
     </w:p>
     <w:p>
@@ -8294,16 +8329,16 @@
           <w:szCs w:val="26"/>
           <w:rtl w:val="0"/>
         </w:rPr>
-        <w:t xml:space="preserve">AC-US-CAT-01-03. </w:t>
-      </w:r>
-      <w:r>
-        <w:rPr>
-          <w:rFonts w:ascii="Times New Roman" w:cs="Times New Roman" w:eastAsia="Times New Roman" w:hAnsi="Times New Roman"/>
-          <w:sz w:val="26"/>
-          <w:szCs w:val="26"/>
-          <w:rtl w:val="0"/>
-        </w:rPr>
-        <w:t xml:space="preserve">Khi danh sách rỗng, đang tải hoặc có lỗi, giao diện lần lượt hiển thị trạng thái phù hợp và ảnh lỗi có hình thay thế.</w:t>
+        <w:t xml:space="preserve">AC-US-CAT-01-04. </w:t>
+      </w:r>
+      <w:r>
+        <w:rPr>
+          <w:rFonts w:ascii="Times New Roman" w:cs="Times New Roman" w:eastAsia="Times New Roman" w:hAnsi="Times New Roman"/>
+          <w:sz w:val="26"/>
+          <w:szCs w:val="26"/>
+          <w:rtl w:val="0"/>
+        </w:rPr>
+        <w:t xml:space="preserve">(SHOULD – Deferred/Not Implemented) Baseline Phase 2 GET /products chỉ trả { "items": [...] }, không nhận page/limit như tham số phân trang đã chốt, không trả total/page/limit/totalPages. Chỉ triển khai phân trang và metadata sau khi API Contract riêng được phê duyệt.</w:t>
       </w:r>
     </w:p>
     <w:p>
@@ -8326,38 +8361,6 @@
           <w:szCs w:val="26"/>
           <w:rtl w:val="0"/>
         </w:rPr>
-        <w:t xml:space="preserve">AC-US-CAT-01-04. </w:t>
-      </w:r>
-      <w:r>
-        <w:rPr>
-          <w:rFonts w:ascii="Times New Roman" w:cs="Times New Roman" w:eastAsia="Times New Roman" w:hAnsi="Times New Roman"/>
-          <w:sz w:val="26"/>
-          <w:szCs w:val="26"/>
-          <w:rtl w:val="0"/>
-        </w:rPr>
-        <w:t xml:space="preserve">(SHOULD) Không có page/limit trả toàn bộ danh sách; có tham số trả cấu trúc thống nhất kèm total, page, limit, totalPages.</w:t>
-      </w:r>
-    </w:p>
-    <w:p>
-      <w:pPr>
-        <w:spacing w:after="60" w:lineRule="auto"/>
-        <w:ind w:left="249" w:hanging="249"/>
-        <w:rPr>
-          <w:rFonts w:ascii="Times New Roman" w:cs="Times New Roman" w:eastAsia="Times New Roman" w:hAnsi="Times New Roman"/>
-          <w:sz w:val="26"/>
-          <w:szCs w:val="26"/>
-        </w:rPr>
-      </w:pPr>
-      <w:r>
-        <w:rPr>
-          <w:rFonts w:ascii="Times New Roman" w:cs="Times New Roman" w:eastAsia="Times New Roman" w:hAnsi="Times New Roman"/>
-          <w:b w:val="1"/>
-          <w:bCs w:val="1"/>
-          <w:color w:val="0f4761"/>
-          <w:sz w:val="26"/>
-          <w:szCs w:val="26"/>
-          <w:rtl w:val="0"/>
-        </w:rPr>
         <w:t xml:space="preserve">AC-US-CAT-01-05. </w:t>
       </w:r>
       <w:r>
@@ -8367,7 +8370,7 @@
           <w:szCs w:val="26"/>
           <w:rtl w:val="0"/>
         </w:rPr>
-        <w:t xml:space="preserve">(SHOULD) page=0 hoặc limit ngoài 1–50 trả 400; page vượt tổng số trang trả 200 với danh sách rỗng.</w:t>
+        <w:t xml:space="preserve">(SHOULD – Deferred/Not Implemented) Những kịch bản page = 0, limit ngoài 1–50 hoặc page vượt tổng trang chỉ là AC đề xuất cho tính năng phân trang tương lai; không kiểm thử/đòi trả 400 hoặc dữ liệu trang rỗng từ API menu baseline Phase 2 khi chưa phê duyệt contract.</w:t>
       </w:r>
     </w:p>
     <w:p>
@@ -13351,7 +13354,7 @@
       </w:r>
       <w:sdt>
         <w:sdtPr>
-          <w:id w:val="-231727782"/>
+          <w:id w:val="1889346493"/>
           <w:tag w:val="goog_rdk_0"/>
         </w:sdtPr>
         <w:sdtContent>
@@ -15880,7 +15883,7 @@
       </w:r>
       <w:sdt>
         <w:sdtPr>
-          <w:id w:val="718933918"/>
+          <w:id w:val="-377083544"/>
           <w:tag w:val="goog_rdk_1"/>
         </w:sdtPr>
         <w:sdtContent>
@@ -15940,6 +15943,7 @@
       </w:pPr>
       <w:r>
         <w:rPr>
+          <w:rFonts w:ascii="Times New Roman" w:cs="Times New Roman" w:eastAsia="Times New Roman" w:hAnsi="Times New Roman"/>
           <w:rtl w:val="0"/>
         </w:rPr>
         <w:t xml:space="preserve">AC-US-ORD-03-03. Payment finalization có xác minh từ provider được backend cho phép (VNPay/Mock) hoặc ZERO_AMOUNT mới được chuyển Order PENDING sang PAID theo invariant; Customer không tự gán trạng thái đích.</w:t>
@@ -16038,7 +16042,7 @@
       </w:r>
       <w:sdt>
         <w:sdtPr>
-          <w:id w:val="-2011279211"/>
+          <w:id w:val="-1614684668"/>
           <w:tag w:val="goog_rdk_2"/>
         </w:sdtPr>
         <w:sdtContent>
@@ -16942,7 +16946,7 @@
                 <w:szCs w:val="26"/>
                 <w:rtl w:val="0"/>
               </w:rPr>
-              <w:t xml:space="preserve">SHOULD  |  DERIVED</w:t>
+              <w:t xml:space="preserve">SHOULD – Deferred / Not Implemented | DERIVED (FR-ORD-005)</w:t>
             </w:r>
           </w:p>
         </w:tc>
@@ -17131,7 +17135,7 @@
           <w:szCs w:val="26"/>
           <w:rtl w:val="0"/>
         </w:rPr>
-        <w:t xml:space="preserve">Là một khách hàng (Customer), tôi muốn hủy đơn PENDING hoặc PAYMENT_FAILED của mình, để tôi giải phóng đơn không muốn tiếp tục trả tiền.</w:t>
+        <w:t xml:space="preserve">Là một khách hàng (Customer), tôi muốn chủ động hủy đơn chưa thanh toán thuộc quyền sở hữu, để giải phóng tài nguyên khi chức năng được triển khai sau này. FR-ORD-005 hiện SHOULD – Deferred/Not Implemented, chưa có Cancel API/Customer UI trong phạm vi nghiệm thu Phase 2; Scheduler tự hủy theo FR-ORD-007 vẫn là MUST.</w:t>
       </w:r>
     </w:p>
     <w:p>
@@ -17172,9 +17176,31 @@
       </w:pPr>
       <w:r>
         <w:rPr>
-          <w:rtl w:val="0"/>
-        </w:rPr>
-        <w:t xml:space="preserve">AC-US-ORD-05-01. Với Order PENDING hoặc PAYMENT_FAILED của chính Customer thuộc Phase 1/Mock, hoặc Order có VNPay Attempt đã FAILED cuối cùng và không còn Attempt PENDING/chưa rõ kết quả, khi Customer hủy hợp lệ thì Order chuyển CANCELLED, release inventory/coupon đúng một lần trong transaction. Trường hợp còn VNPay Attempt PENDING/chưa xác định kết quả: chính sách hủy chủ động vẫn OPEN, không mặc định hủy hoặc release trước khi có quyết định được duyệt (BR-03/BR-05).</w:t>
+          <w:rFonts w:ascii="Times New Roman" w:cs="Times New Roman" w:eastAsia="Times New Roman" w:hAnsi="Times New Roman"/>
+          <w:b w:val="1"/>
+          <w:bCs w:val="1"/>
+          <w:color w:val="0f4761"/>
+          <w:sz w:val="26"/>
+          <w:szCs w:val="26"/>
+          <w:rtl w:val="0"/>
+        </w:rPr>
+        <w:t xml:space="preserve">AC-US-ORD-05-01. </w:t>
+      </w:r>
+      <w:r>
+        <w:rPr>
+          <w:rFonts w:ascii="Times New Roman" w:cs="Times New Roman" w:eastAsia="Times New Roman" w:hAnsi="Times New Roman"/>
+          <w:sz w:val="26"/>
+          <w:szCs w:val="26"/>
+          <w:rtl w:val="0"/>
+        </w:rPr>
+        <w:t xml:space="preserve">(SHOULD – Deferred/Not Implemented) Khi Customer được cấp chức năng hủy chủ động theo contract được duyệt, với Order PENDING/PAYMENT_FAILED của chính mình ở Phase 1/Mock hoặc có VNPay Attempt đã FAILED cuối cùng và không còn Attempt PENDING/chưa rõ kết quả, hủy hợp lệ chuyển Order CANCELLED và release inventory/coupon đúng một lần trong transaction. Với VNPay Attempt PENDING/chưa rõ kết quả, chính sách hủy chủ động vẫn OPEN, không tự hủy hay release theo suy đoán (BR-03/BR-05)</w:t>
+      </w:r>
+      <w:r>
+        <w:rPr>
+          <w:rFonts w:ascii="Times New Roman" w:cs="Times New Roman" w:eastAsia="Times New Roman" w:hAnsi="Times New Roman"/>
+          <w:rtl w:val="0"/>
+        </w:rPr>
+        <w:t xml:space="preserve">.</w:t>
       </w:r>
       <w:r>
         <w:rPr>
@@ -17780,7 +17806,7 @@
           <w:szCs w:val="26"/>
           <w:rtl w:val="0"/>
         </w:rPr>
-        <w:t xml:space="preserve">Khi Customer đang có Order active PENDING hoặc PAYMENT_FAILED, kể cả Order đã expiresAt nhưng còn VNPay Attempt PENDING trong Grace Period 5 phút, POST /orders mới trả 409 PENDING_ORDER_EXISTS kèm mã Order đang chờ để Frontend điều hướng Customer về đơn hiện tại; không tạo Order mới hoặc giữ thêm inventory/coupon (BR-03).</w:t>
+        <w:t xml:space="preserve">Khi Customer đang có Order active PENDING hoặc PAYMENT_FAILED, kể cả Order đã expiresAt nhưng còn VNPay Attempt PENDING trong Grace Period 5 phút, POST /orders mới trả 409 PENDING_ORDER_EXISTS kèm mã Order đang chờ để Frontend điều hướng Customer về đơn hiện tại; không tạo Order mới hoặc giữ thêm inventory/coupon (BR-03). Nếu Order cũ đã đủ điều kiện tự hủy theo BR-03, backend xử lý CANCELLED/release nguyên tử và kiểm tra lại điều kiện tạo đơn; nếu Order vẫn active, đặc biệt trong Grace Period, trả 409 PENDING_ORDER_EXISTS kèm mã Order hiện tại. </w:t>
       </w:r>
     </w:p>
     <w:p>
@@ -18377,14 +18403,34 @@
       </w:pPr>
       <w:r>
         <w:rPr>
-          <w:rtl w:val="0"/>
-        </w:rPr>
-        <w:t xml:space="preserve">AC-US-ORD-07-01. Order có expiresAt = createdAt + 15 phút; sau expiresAt không được khởi tạo Payment Attempt mới. Scheduler quét Order hết hạn theo chu kỳ mỗi phút của baseline Phase 1; khi không có VNPay Attempt PENDING thì xử lý CANCELLED/release đúng một lần; khi có VNPay Attempt PENDING thì tuân thủ Grace Period 5 phút theo BR-03, không hủy ngay. Tần suất quét là kế thừa baseline, không phải quy định tần suất mới của VNPay.</w:t>
-      </w:r>
-      <w:r>
-        <w:rPr>
-          <w:rtl w:val="0"/>
-        </w:rPr>
+          <w:rFonts w:ascii="Times New Roman" w:cs="Times New Roman" w:eastAsia="Times New Roman" w:hAnsi="Times New Roman"/>
+          <w:b w:val="1"/>
+          <w:bCs w:val="1"/>
+          <w:color w:val="0f4761"/>
+          <w:sz w:val="26"/>
+          <w:szCs w:val="26"/>
+          <w:rtl w:val="0"/>
+        </w:rPr>
+        <w:t xml:space="preserve">AC-US-ORD-07-01</w:t>
+      </w:r>
+      <w:r>
+        <w:rPr>
+          <w:rFonts w:ascii="Times New Roman" w:cs="Times New Roman" w:eastAsia="Times New Roman" w:hAnsi="Times New Roman"/>
+          <w:color w:val="0f4761"/>
+          <w:sz w:val="26"/>
+          <w:szCs w:val="26"/>
+          <w:rtl w:val="0"/>
+        </w:rPr>
+        <w:t xml:space="preserve">.</w:t>
+      </w:r>
+      <w:r>
+        <w:rPr>
+          <w:rFonts w:ascii="Times New Roman" w:cs="Times New Roman" w:eastAsia="Times New Roman" w:hAnsi="Times New Roman"/>
+          <w:sz w:val="26"/>
+          <w:szCs w:val="26"/>
+          <w:rtl w:val="0"/>
+        </w:rPr>
+        <w:t xml:space="preserve"> Order có expiresAt = createdAt + 15 phút; sau expiresAt không được khởi tạo Payment Attempt mới. Scheduler quét Order hết hạn theo chu kỳ mỗi phút của baseline Phase 1; khi không có VNPay Attempt PENDING thì xử lý CANCELLED/release đúng một lần; khi có VNPay Attempt PENDING thì tuân thủ Grace Period 5 phút theo BR-03, không hủy ngay. Tần suất quét là kế thừa baseline, không phải quy định tần suất mới của VNPay.</w:t>
       </w:r>
     </w:p>
     <w:p>
@@ -18399,14 +18445,24 @@
       </w:pPr>
       <w:r>
         <w:rPr>
-          <w:rtl w:val="0"/>
-        </w:rPr>
-        <w:t xml:space="preserve">AC-US-ORD-07-02. Khi Order thực sự chuyển CANCELLED (ngay sau expiresAt nếu không có VNPay PENDING, hoặc sau Grace Period khi kết quả vẫn chưa xác định), inventory và coupon HELD được release một lần bằng transaction an toàn.</w:t>
-      </w:r>
-      <w:r>
-        <w:rPr>
-          <w:rtl w:val="0"/>
-        </w:rPr>
+          <w:rFonts w:ascii="Times New Roman" w:cs="Times New Roman" w:eastAsia="Times New Roman" w:hAnsi="Times New Roman"/>
+          <w:b w:val="1"/>
+          <w:bCs w:val="1"/>
+          <w:color w:val="0f4761"/>
+          <w:sz w:val="26"/>
+          <w:szCs w:val="26"/>
+          <w:rtl w:val="0"/>
+        </w:rPr>
+        <w:t xml:space="preserve">AC-US-ORD-07-02.</w:t>
+      </w:r>
+      <w:r>
+        <w:rPr>
+          <w:rFonts w:ascii="Times New Roman" w:cs="Times New Roman" w:eastAsia="Times New Roman" w:hAnsi="Times New Roman"/>
+          <w:sz w:val="26"/>
+          <w:szCs w:val="26"/>
+          <w:rtl w:val="0"/>
+        </w:rPr>
+        <w:t xml:space="preserve"> Khi Order thực sự chuyển CANCELLED (ngay sau expiresAt nếu không có VNPay PENDING, hoặc sau Grace Period khi kết quả vẫn chưa xác định), inventory và coupon HELD được release một lần bằng transaction an toàn.</w:t>
       </w:r>
     </w:p>
     <w:p>
@@ -18453,14 +18509,24 @@
       </w:pPr>
       <w:r>
         <w:rPr>
-          <w:rtl w:val="0"/>
-        </w:rPr>
-        <w:t xml:space="preserve">AC-US-ORD-07-04. Sau expiresAt, backend từ chối tạo Payment Attempt mới dù Order chưa CANCELLED; Grace Period chỉ dành cho IPN/QueryDR và không gia hạn quyền trả tiền của Customer.</w:t>
-      </w:r>
-      <w:r>
-        <w:rPr>
-          <w:rtl w:val="0"/>
-        </w:rPr>
+          <w:rFonts w:ascii="Times New Roman" w:cs="Times New Roman" w:eastAsia="Times New Roman" w:hAnsi="Times New Roman"/>
+          <w:b w:val="1"/>
+          <w:bCs w:val="1"/>
+          <w:color w:val="0f4761"/>
+          <w:sz w:val="26"/>
+          <w:szCs w:val="26"/>
+          <w:rtl w:val="0"/>
+        </w:rPr>
+        <w:t xml:space="preserve">AC-US-ORD-07-04.</w:t>
+      </w:r>
+      <w:r>
+        <w:rPr>
+          <w:rFonts w:ascii="Times New Roman" w:cs="Times New Roman" w:eastAsia="Times New Roman" w:hAnsi="Times New Roman"/>
+          <w:sz w:val="26"/>
+          <w:szCs w:val="26"/>
+          <w:rtl w:val="0"/>
+        </w:rPr>
+        <w:t xml:space="preserve"> Sau expiresAt, backend từ chối tạo Payment Attempt mới dù Order chưa CANCELLED; Grace Period chỉ dành cho IPN/QueryDR và không gia hạn quyền trả tiền của Customer.</w:t>
       </w:r>
     </w:p>
     <w:p>
@@ -22871,7 +22937,7 @@
           <w:szCs w:val="26"/>
           <w:rtl w:val="0"/>
         </w:rPr>
-        <w:t xml:space="preserve">(Phase 1 – Mock: request idempotency) Idempotency-Key dài 8–64 ký tự, duy nhất theo (userId, key); cùng khóa và cùng payload trả lại đúng phản hồi gốc kèm dấu hiệu replay, chỉ tạo một Payment. VNPay Phase 2 sử dụng vnp_TxnRef riêng duy nhất cho từng attempt và idempotent finalization IPN/QueryDR; không đồng nhất vnp_TxnRef với Idempotency-Key (BR-04).</w:t>
+        <w:t xml:space="preserve">(Phase 1 Mock và Phase 2 VNPay – request idempotency) Mỗi yêu cầu thanh toán do Customer khởi tạo bắt buộc có Idempotency-Key hợp lệ (Phase 1: 8–64 ký tự, duy nhất theo userId/key theo API Contract v3.0). Cùng key và payload phải tái sử dụng kết quả/Payment Attempt đã lưu, kèm dấu hiệu replay theo contract, không tạo Payment/attempt mới; khác payload với cùng key bị từ chối an toàn. Với VNPay, Idempotency-Key của request khác vnp_TxnRef của Attempt và khác idempotency finalization IPN/QueryDR (FR-PAY-003, FR-PAY-007, FR-PAY-011).</w:t>
       </w:r>
     </w:p>
     <w:p>
@@ -22903,7 +22969,7 @@
           <w:szCs w:val="26"/>
           <w:rtl w:val="0"/>
         </w:rPr>
-        <w:t xml:space="preserve">(Phase 1 – Mock) 10 request song song cùng Idempotency-Key chỉ tạo một Payment; request đang chờ có thể nhận PAYMENT_IN_PROGRESS và gửi lại cùng khóa. VNPay Phase 2 tuân theo giới hạn một attempt PENDING và finalization idempotent tại US-VNP-02/04.</w:t>
+        <w:t xml:space="preserve">(Phase 1 – Mock) Mười request đồng thời cùng Idempotency-Key chỉ tạo một Payment; request đang xử lý có thể nhận PAYMENT_IN_PROGRESS rồi thử lại cùng khóa theo API Contract v3.0. (Phase 2 – VNPay) Yêu cầu initiation đồng thời dùng cùng hoặc khác key đều không được tạo quá một VNPay Attempt PENDING cho cùng Order; replay đúng key/payload nhận diện attempt đã lưu, không tự sinh attempt mới.</w:t>
       </w:r>
     </w:p>
     <w:p>
@@ -22935,7 +23001,7 @@
           <w:szCs w:val="26"/>
           <w:rtl w:val="0"/>
         </w:rPr>
-        <w:t xml:space="preserve">(Phase 1 – Mock) Cùng Idempotency-Key nhưng khác Order, method hoặc dữ liệu test trả 409 IDEMPOTENCY_KEY_CONFLICT, không thay đổi dữ liệu. Không dùng quy tắc này để cho phép đổi VNPay attempt còn PENDING.</w:t>
+        <w:t xml:space="preserve">(Phase 1 – Mock) Cùng Idempotency-Key nhưng khác Order, method hoặc dữ liệu test trả 409 IDEMPOTENCY_KEY_CONFLICT theo API Contract v3.0, không thay đổi dữ liệu. (Phase 2 – VNPay) Cùng key nhưng khác payload phải bị từ chối an toàn theo quy tắc request idempotency; mã lỗi cụ thể chờ API Contract Phase 2, không tạo attempt khác hoặc chuyển provider để lách trạng thái PENDING.</w:t>
       </w:r>
     </w:p>
     <w:p>
@@ -23697,16 +23763,18 @@
           <w:szCs w:val="26"/>
           <w:rtl w:val="0"/>
         </w:rPr>
-        <w:t xml:space="preserve">Order CANCELLED không được tự phục hồi sang PAID khi có VNPay SUCCESS đến muộn; lưu bằng chứng và đánh dấu ngoại lệ để đối soát, không tự động coupon/loyalty/fulfillment hay refund (BR-03/05)</w:t>
-      </w:r>
-      <w:r>
-        <w:rPr>
-          <w:sz w:val="26"/>
-          <w:szCs w:val="26"/>
-          <w:rtl w:val="0"/>
-        </w:rPr>
-        <w:t xml:space="preserve">.</w:t>
-      </w:r>
+        <w:t xml:space="preserve">Order CANCELLED không được tự phục hồi sang PAID khi có VNPay SUCCESS đến muộn; lưu bằng chứng và đánh dấu ngoại lệ để đối soát, không tự động coupon/loyalty/fulfillment hay refund (BR-03/05).</w:t>
+      </w:r>
+    </w:p>
+    <w:p>
+      <w:pPr>
+        <w:spacing w:after="0" w:lineRule="auto"/>
+        <w:rPr>
+          <w:rFonts w:ascii="Times New Roman" w:cs="Times New Roman" w:eastAsia="Times New Roman" w:hAnsi="Times New Roman"/>
+          <w:sz w:val="26"/>
+          <w:szCs w:val="26"/>
+        </w:rPr>
+      </w:pPr>
       <w:r>
         <w:rPr>
           <w:rtl w:val="0"/>
@@ -24253,6 +24321,7 @@
     <w:p>
       <w:pPr>
         <w:spacing w:after="240" w:before="240" w:lineRule="auto"/>
+        <w:ind w:left="283.46456692913375" w:hanging="285"/>
         <w:rPr>
           <w:rFonts w:ascii="Times New Roman" w:cs="Times New Roman" w:eastAsia="Times New Roman" w:hAnsi="Times New Roman"/>
           <w:b w:val="1"/>
@@ -24272,16 +24341,16 @@
           <w:szCs w:val="26"/>
           <w:rtl w:val="0"/>
         </w:rPr>
-        <w:t xml:space="preserve">AC-US-PAY-05-03.</w:t>
-      </w:r>
-      <w:r>
-        <w:rPr>
-          <w:rFonts w:ascii="Times New Roman" w:cs="Times New Roman" w:eastAsia="Times New Roman" w:hAnsi="Times New Roman"/>
-          <w:sz w:val="26"/>
-          <w:szCs w:val="26"/>
-          <w:rtl w:val="0"/>
-        </w:rPr>
-        <w:t xml:space="preserve"> Khi backend xác minh Payment FAILED cuối cùng, frontend hiển thị trạng thái thất bại và lý do phù hợp, đồng thời giữ nguyên giỏ hàng. Chỉ hiển thị hoặc cho phép thao tác thử lại khi Order còn hạn, chưa PAID/CANCELLED và đáp ứng điều kiện retry của provider tương ứng. Đối với VNPay Attempt còn PENDING hoặc chưa xác định kết quả, frontend hiển thị trạng thái chờ xác minh, không tự cho phép retry (BR-02/BR-05).</w:t>
+        <w:t xml:space="preserve">AC-US-PAY-05-03. </w:t>
+      </w:r>
+      <w:r>
+        <w:rPr>
+          <w:rFonts w:ascii="Times New Roman" w:cs="Times New Roman" w:eastAsia="Times New Roman" w:hAnsi="Times New Roman"/>
+          <w:sz w:val="26"/>
+          <w:szCs w:val="26"/>
+          <w:rtl w:val="0"/>
+        </w:rPr>
+        <w:t xml:space="preserve">Khi backend xác minh Payment FAILED cuối cùng, frontend hiển thị trạng thái và lý do phù hợp, giữ giỏ; chỉ cho phép retry khi Order đúng chủ, còn hạn, chưa PAID/CANCELLED, không còn VNPay Attempt PENDING/chưa xác định, attempt trước đã FAILED terminal (BR-05). Nếu Payment PENDING/chưa rõ kết quả thì hiển thị chờ xác minh, không gợi ý retry hoặc tự báo FAILED; nếu Order CANCELLED hoặc có Late SUCCESS cần đối soát thì hiển thị trạng thái/ngoại lệ do backend cung cấp, không báo đã hồi phục Order hay PAID.</w:t>
       </w:r>
       <w:r>
         <w:rPr>
@@ -24292,7 +24361,7 @@
     <w:p>
       <w:pPr>
         <w:spacing w:after="60" w:lineRule="auto"/>
-        <w:ind w:left="0" w:firstLine="0"/>
+        <w:ind w:left="283.46456692913375" w:hanging="270"/>
         <w:rPr>
           <w:rFonts w:ascii="Times New Roman" w:cs="Times New Roman" w:eastAsia="Times New Roman" w:hAnsi="Times New Roman"/>
           <w:sz w:val="26"/>
@@ -26272,11 +26341,6 @@
         </w:rPr>
         <w:t xml:space="preserve">Khi coupon hợp lệ làm totalVnd = 0, backend vẫn tạo Order PENDING theo quy trình tạo đơn. Khi Customer yêu cầu hoàn tất thanh toán và Order còn đủ điều kiện, backend dùng phương thức ZERO_AMOUNT để tạo Payment SUCCESS amountVnd = 0 và chuyển Order PAID bằng Payment Finalization chung; không gọi VNPay/Mock, pointsEarned = 0, không có hai SUCCESS hay side effect trùng (BR-06).</w:t>
       </w:r>
-      <w:r>
-        <w:rPr>
-          <w:rtl w:val="0"/>
-        </w:rPr>
-      </w:r>
     </w:p>
     <w:p>
       <w:pPr>
@@ -26960,6 +27024,36 @@
     </w:p>
     <w:p>
       <w:pPr>
+        <w:spacing w:after="0" w:lineRule="auto"/>
+        <w:rPr>
+          <w:rFonts w:ascii="Times New Roman" w:cs="Times New Roman" w:eastAsia="Times New Roman" w:hAnsi="Times New Roman"/>
+          <w:sz w:val="26"/>
+          <w:szCs w:val="26"/>
+        </w:rPr>
+      </w:pPr>
+      <w:r>
+        <w:rPr>
+          <w:rtl w:val="0"/>
+        </w:rPr>
+      </w:r>
+    </w:p>
+    <w:p>
+      <w:pPr>
+        <w:spacing w:after="0" w:lineRule="auto"/>
+        <w:rPr>
+          <w:rFonts w:ascii="Times New Roman" w:cs="Times New Roman" w:eastAsia="Times New Roman" w:hAnsi="Times New Roman"/>
+          <w:sz w:val="26"/>
+          <w:szCs w:val="26"/>
+        </w:rPr>
+      </w:pPr>
+      <w:r>
+        <w:rPr>
+          <w:rtl w:val="0"/>
+        </w:rPr>
+      </w:r>
+    </w:p>
+    <w:p>
+      <w:pPr>
         <w:keepNext w:val="1"/>
         <w:keepLines w:val="0"/>
         <w:pageBreakBefore w:val="0"/>
@@ -28110,7 +28204,26 @@
           <w:szCs w:val="26"/>
           <w:rtl w:val="0"/>
         </w:rPr>
-        <w:t xml:space="preserve">Điểm hiện có được đọc từ backend bằng JWT, không trả điểm của tài khoản khác.</w:t>
+        <w:t xml:space="preserve">Điểm hiện có được đọc từ backend bằng JWT (</w:t>
+      </w:r>
+      <w:r>
+        <w:rPr>
+          <w:rFonts w:ascii="Times New Roman" w:cs="Times New Roman" w:eastAsia="Times New Roman" w:hAnsi="Times New Roman"/>
+          <w:color w:val="000000"/>
+          <w:sz w:val="26"/>
+          <w:szCs w:val="26"/>
+          <w:rtl w:val="0"/>
+        </w:rPr>
+        <w:t xml:space="preserve">GET /auth/me</w:t>
+      </w:r>
+      <w:r>
+        <w:rPr>
+          <w:rFonts w:ascii="Times New Roman" w:cs="Times New Roman" w:eastAsia="Times New Roman" w:hAnsi="Times New Roman"/>
+          <w:sz w:val="26"/>
+          <w:szCs w:val="26"/>
+          <w:rtl w:val="0"/>
+        </w:rPr>
+        <w:t xml:space="preserve"> ), không trả điểm của tài khoản khác.</w:t>
       </w:r>
     </w:p>
     <w:p>
@@ -29065,7 +29178,7 @@
                 <w:szCs w:val="26"/>
                 <w:rtl w:val="0"/>
               </w:rPr>
-              <w:t xml:space="preserve">SHOULD  |  DERIVED (nhánh xem trước của FR-PRO-001)</w:t>
+              <w:t xml:space="preserve">SHOULD – Deferred / Not Implemented | DERIVED (nhánh preview FR-PRO-001)</w:t>
             </w:r>
           </w:p>
         </w:tc>
@@ -29143,7 +29256,7 @@
                 <w:szCs w:val="26"/>
                 <w:rtl w:val="0"/>
               </w:rPr>
-              <w:t xml:space="preserve">Customer  |  FR-PRO-001 (SHOULD), FR-PRO-002</w:t>
+              <w:t xml:space="preserve">Customer | FR-PRO-001 (SHOULD – Deferred: preview), FR-PRO-002</w:t>
             </w:r>
           </w:p>
         </w:tc>
@@ -29254,7 +29367,7 @@
           <w:szCs w:val="26"/>
           <w:rtl w:val="0"/>
         </w:rPr>
-        <w:t xml:space="preserve">Là một khách hàng (Customer), tôi muốn xem trước số tiền được giảm và tổng tiền dự kiến khi nhập mã ưu đãi, để tôi biết mã có áp dụng được cho giỏ hiện tại hay không trước khi tạo đơn hàng.</w:t>
+        <w:t xml:space="preserve">Là một khách hàng (Customer), tôi muốn xem trước số tiền được giảm và tổng dự kiến khi nhập mã ưu đãi, để biết mã có áp dụng cho giỏ hiện tại không trước khi tạo đơn. POST /coupons/preview hiện SHOULD – Deferred/Not Implemented theo Requirements v3.1; chín AC tiếp theo được giữ cho phạm vi tương lai, chưa thuộc nghiệm thu Phase 2.</w:t>
       </w:r>
     </w:p>
     <w:p>
@@ -29654,7 +29767,7 @@
           <w:szCs w:val="26"/>
           <w:rtl w:val="0"/>
         </w:rPr>
-        <w:t xml:space="preserve">Hai Story dưới đây là Technical Enablers, không phải yêu cầu nghiệp vụ khách hàng và không thay thế 40 FR của Specification.</w:t>
+        <w:t xml:space="preserve">Hai Story dưới đây là Technical Enablers, không phải yêu cầu nghiệp vụ khách hàng và không thay thế 46 FR (40 baseline + 6 Phase 2) của Requirements Specification v3.1.</w:t>
       </w:r>
     </w:p>
     <w:p>
@@ -30804,6 +30917,7 @@
       </w:r>
       <w:r>
         <w:rPr>
+          <w:rFonts w:ascii="Times New Roman" w:cs="Times New Roman" w:eastAsia="Times New Roman" w:hAnsi="Times New Roman"/>
           <w:rtl w:val="0"/>
         </w:rPr>
         <w:t xml:space="preserve"> </w:t>
@@ -30816,6 +30930,38 @@
           <w:rtl w:val="0"/>
         </w:rPr>
         <w:t xml:space="preserve">Mã nguồn build thành công; task có commit và review; các chức năng MUST có test luồng chính, lỗi và âm tính. Checklist triển khai VNPay Phase 2 phải xác nhận HashSecret từng bị lộ đã được rotate trước khi tích hợp, secrets chỉ lưu phía backend, HTTPS IPN và cấu hình môi trường đã được kiểm tra; chưa đạt thì không đánh dấu tích hợp sẵn sàng. Đây là điều kiện kỹ thuật theo Decision Log §3, không phải bằng chứng tính năng đã triển khai.</w:t>
+      </w:r>
+    </w:p>
+    <w:p>
+      <w:pPr>
+        <w:spacing w:after="60" w:lineRule="auto"/>
+        <w:ind w:left="249" w:hanging="249"/>
+        <w:rPr>
+          <w:rFonts w:ascii="Times New Roman" w:cs="Times New Roman" w:eastAsia="Times New Roman" w:hAnsi="Times New Roman"/>
+          <w:sz w:val="26"/>
+          <w:szCs w:val="26"/>
+        </w:rPr>
+      </w:pPr>
+      <w:r>
+        <w:rPr>
+          <w:rtl w:val="0"/>
+        </w:rPr>
+      </w:r>
+    </w:p>
+    <w:p>
+      <w:pPr>
+        <w:spacing w:after="60" w:lineRule="auto"/>
+        <w:ind w:left="249" w:hanging="249"/>
+        <w:rPr>
+          <w:rFonts w:ascii="Times New Roman" w:cs="Times New Roman" w:eastAsia="Times New Roman" w:hAnsi="Times New Roman"/>
+          <w:sz w:val="26"/>
+          <w:szCs w:val="26"/>
+        </w:rPr>
+      </w:pPr>
+      <w:r>
+        <w:rPr>
+          <w:rtl w:val="0"/>
+        </w:rPr>
       </w:r>
     </w:p>
     <w:p>
@@ -31592,7 +31738,7 @@
             </w:pPr>
             <w:sdt>
               <w:sdtPr>
-                <w:id w:val="586098955"/>
+                <w:id w:val="209843192"/>
                 <w:tag w:val="goog_rdk_3"/>
               </w:sdtPr>
               <w:sdtContent>
@@ -31828,7 +31974,7 @@
             </w:pPr>
             <w:sdt>
               <w:sdtPr>
-                <w:id w:val="-2133149217"/>
+                <w:id w:val="432839778"/>
                 <w:tag w:val="goog_rdk_4"/>
               </w:sdtPr>
               <w:sdtContent>
@@ -31950,7 +32096,7 @@
             </w:pPr>
             <w:sdt>
               <w:sdtPr>
-                <w:id w:val="831170555"/>
+                <w:id w:val="-659064839"/>
                 <w:tag w:val="goog_rdk_5"/>
               </w:sdtPr>
               <w:sdtContent>
@@ -32186,7 +32332,7 @@
             </w:pPr>
             <w:sdt>
               <w:sdtPr>
-                <w:id w:val="-1302706640"/>
+                <w:id w:val="125102814"/>
                 <w:tag w:val="goog_rdk_6"/>
               </w:sdtPr>
               <w:sdtContent>
@@ -32221,6 +32367,76 @@
           <w:rtl w:val="0"/>
         </w:rPr>
         <w:t xml:space="preserve">Lưu ý: mối liên hệ Task ↔ Story phục vụ Sprint Planning; một Story có thể cần phối hợp nhiều Task hoặc Sprint và được nghiệm thu theo AC, không được tính thêm “task” so với 10 hạng mục của đề.</w:t>
+      </w:r>
+    </w:p>
+    <w:p>
+      <w:pPr>
+        <w:rPr>
+          <w:rFonts w:ascii="Times New Roman" w:cs="Times New Roman" w:eastAsia="Times New Roman" w:hAnsi="Times New Roman"/>
+          <w:sz w:val="26"/>
+          <w:szCs w:val="26"/>
+        </w:rPr>
+      </w:pPr>
+      <w:r>
+        <w:rPr>
+          <w:rtl w:val="0"/>
+        </w:rPr>
+      </w:r>
+    </w:p>
+    <w:p>
+      <w:pPr>
+        <w:rPr>
+          <w:rFonts w:ascii="Times New Roman" w:cs="Times New Roman" w:eastAsia="Times New Roman" w:hAnsi="Times New Roman"/>
+          <w:sz w:val="26"/>
+          <w:szCs w:val="26"/>
+        </w:rPr>
+      </w:pPr>
+      <w:r>
+        <w:rPr>
+          <w:rtl w:val="0"/>
+        </w:rPr>
+      </w:r>
+    </w:p>
+    <w:p>
+      <w:pPr>
+        <w:rPr>
+          <w:rFonts w:ascii="Times New Roman" w:cs="Times New Roman" w:eastAsia="Times New Roman" w:hAnsi="Times New Roman"/>
+          <w:sz w:val="26"/>
+          <w:szCs w:val="26"/>
+        </w:rPr>
+      </w:pPr>
+      <w:r>
+        <w:rPr>
+          <w:rtl w:val="0"/>
+        </w:rPr>
+      </w:r>
+    </w:p>
+    <w:p>
+      <w:pPr>
+        <w:rPr>
+          <w:rFonts w:ascii="Times New Roman" w:cs="Times New Roman" w:eastAsia="Times New Roman" w:hAnsi="Times New Roman"/>
+          <w:sz w:val="26"/>
+          <w:szCs w:val="26"/>
+        </w:rPr>
+      </w:pPr>
+      <w:r>
+        <w:rPr>
+          <w:rtl w:val="0"/>
+        </w:rPr>
+      </w:r>
+    </w:p>
+    <w:p>
+      <w:pPr>
+        <w:rPr>
+          <w:rFonts w:ascii="Times New Roman" w:cs="Times New Roman" w:eastAsia="Times New Roman" w:hAnsi="Times New Roman"/>
+          <w:sz w:val="26"/>
+          <w:szCs w:val="26"/>
+        </w:rPr>
+      </w:pPr>
+      <w:r>
+        <w:rPr>
+          <w:rtl w:val="0"/>
+        </w:rPr>
       </w:r>
     </w:p>
     <w:p>
@@ -32541,7 +32757,7 @@
             </w:pPr>
             <w:sdt>
               <w:sdtPr>
-                <w:id w:val="-352152663"/>
+                <w:id w:val="-198305463"/>
                 <w:tag w:val="goog_rdk_7"/>
               </w:sdtPr>
               <w:sdtContent>
@@ -32556,6 +32772,20 @@
                 </w:r>
               </w:sdtContent>
             </w:sdt>
+            <w:r>
+              <w:rPr>
+                <w:rFonts w:ascii="Times New Roman" w:cs="Times New Roman" w:eastAsia="Times New Roman" w:hAnsi="Times New Roman"/>
+                <w:sz w:val="26"/>
+                <w:szCs w:val="26"/>
+                <w:rtl w:val="0"/>
+              </w:rPr>
+              <w:t xml:space="preserve">, NFR-SEC-010, 011</w:t>
+            </w:r>
+            <w:r>
+              <w:rPr>
+                <w:rtl w:val="0"/>
+              </w:rPr>
+            </w:r>
           </w:p>
         </w:tc>
       </w:tr>
@@ -32663,7 +32893,7 @@
             </w:pPr>
             <w:sdt>
               <w:sdtPr>
-                <w:id w:val="576062096"/>
+                <w:id w:val="344701268"/>
                 <w:tag w:val="goog_rdk_8"/>
               </w:sdtPr>
               <w:sdtContent>
@@ -32678,6 +32908,20 @@
                 </w:r>
               </w:sdtContent>
             </w:sdt>
+            <w:r>
+              <w:rPr>
+                <w:rFonts w:ascii="Times New Roman" w:cs="Times New Roman" w:eastAsia="Times New Roman" w:hAnsi="Times New Roman"/>
+                <w:sz w:val="26"/>
+                <w:szCs w:val="26"/>
+                <w:rtl w:val="0"/>
+              </w:rPr>
+              <w:t xml:space="preserve">, NFR-DATA-006</w:t>
+            </w:r>
+            <w:r>
+              <w:rPr>
+                <w:rtl w:val="0"/>
+              </w:rPr>
+            </w:r>
           </w:p>
         </w:tc>
       </w:tr>
@@ -32785,7 +33029,7 @@
             </w:pPr>
             <w:sdt>
               <w:sdtPr>
-                <w:id w:val="1984449934"/>
+                <w:id w:val="-1966019767"/>
                 <w:tag w:val="goog_rdk_9"/>
               </w:sdtPr>
               <w:sdtContent>
@@ -32800,6 +33044,20 @@
                 </w:r>
               </w:sdtContent>
             </w:sdt>
+            <w:r>
+              <w:rPr>
+                <w:rFonts w:ascii="Times New Roman" w:cs="Times New Roman" w:eastAsia="Times New Roman" w:hAnsi="Times New Roman"/>
+                <w:sz w:val="26"/>
+                <w:szCs w:val="26"/>
+                <w:rtl w:val="0"/>
+              </w:rPr>
+              <w:t xml:space="preserve">, NFR-REL-005, 006</w:t>
+            </w:r>
+            <w:r>
+              <w:rPr>
+                <w:rtl w:val="0"/>
+              </w:rPr>
+            </w:r>
           </w:p>
         </w:tc>
       </w:tr>
@@ -32876,7 +33134,7 @@
                 <w:szCs w:val="26"/>
                 <w:rtl w:val="0"/>
               </w:rPr>
-              <w:t xml:space="preserve">Các luồng chính phản hồi dưới 500 ms trên dữ liệu mẫu; UI có loading/empty/error; mã lỗi đủ rõ để sửa.</w:t>
+              <w:t xml:space="preserve">API nội bộ với dữ liệu mẫu (gồm Mock Payment Phase 1) hướng tới phản hồi dưới 500 ms; không áp ngưỡng này cho toàn bộ hành trình redirect/gateway/IPN/QueryDR VNPay bất đồng bộ. UI có loading/empty/error/trạng thái chờ xác minh; mã lỗi đủ rõ theo API Contract được duyệt.</w:t>
             </w:r>
           </w:p>
         </w:tc>
@@ -32907,7 +33165,7 @@
             </w:pPr>
             <w:sdt>
               <w:sdtPr>
-                <w:id w:val="1484148544"/>
+                <w:id w:val="2087634185"/>
                 <w:tag w:val="goog_rdk_10"/>
               </w:sdtPr>
               <w:sdtContent>
@@ -33029,7 +33287,7 @@
             </w:pPr>
             <w:sdt>
               <w:sdtPr>
-                <w:id w:val="406409807"/>
+                <w:id w:val="2104054634"/>
                 <w:tag w:val="goog_rdk_11"/>
               </w:sdtPr>
               <w:sdtContent>
@@ -33044,6 +33302,20 @@
                 </w:r>
               </w:sdtContent>
             </w:sdt>
+            <w:r>
+              <w:rPr>
+                <w:rFonts w:ascii="Times New Roman" w:cs="Times New Roman" w:eastAsia="Times New Roman" w:hAnsi="Times New Roman"/>
+                <w:sz w:val="26"/>
+                <w:szCs w:val="26"/>
+                <w:rtl w:val="0"/>
+              </w:rPr>
+              <w:t xml:space="preserve">, NFR-TEST-007</w:t>
+            </w:r>
+            <w:r>
+              <w:rPr>
+                <w:rtl w:val="0"/>
+              </w:rPr>
+            </w:r>
           </w:p>
         </w:tc>
       </w:tr>
@@ -33156,7 +33428,21 @@
                 <w:szCs w:val="26"/>
                 <w:rtl w:val="0"/>
               </w:rPr>
-              <w:t xml:space="preserve">NFR-OPS-001; PDF §10–11</w:t>
+              <w:t xml:space="preserve">NFR-OPS-001</w:t>
+            </w:r>
+            <w:r>
+              <w:rPr>
+                <w:rFonts w:ascii="Times New Roman" w:cs="Times New Roman" w:eastAsia="Times New Roman" w:hAnsi="Times New Roman"/>
+                <w:sz w:val="26"/>
+                <w:szCs w:val="26"/>
+                <w:rtl w:val="0"/>
+              </w:rPr>
+              <w:t xml:space="preserve">, NFR-OPS-004; PDF §10–11</w:t>
+            </w:r>
+            <w:r>
+              <w:rPr>
+                <w:rtl w:val="0"/>
+              </w:rPr>
             </w:r>
           </w:p>
         </w:tc>
@@ -33249,7 +33535,7 @@
           <w:szCs w:val="26"/>
           <w:rtl w:val="0"/>
         </w:rPr>
-        <w:t xml:space="preserve">1. FR-ORD-003 có câu “PAYMENT_FAILED và CANCELLED hoàn tồn kho đúng một lần”, khác với FR-PAY-002, FR-INV-003 và mục 11: PAYMENT_FAILED vẫn giữ tồn, chỉ hoàn khi CANCELLED. User Story theo luồng nhất quán sau; nhóm cần sửa câu khác biệt trong Specification.</w:t>
+        <w:t xml:space="preserve">1. Requirements Specification v3.1 đã thống nhất FR-ORD-003, FR-PAY-002 và FR-INV-003: Order ở trạng thái PAYMENT_FAILED tiếp tục giữ tồn kho và coupon HELD; chỉ khi Order chuyển hợp lệ sang CANCELLED, hệ thống mới hoàn tồn kho và release coupon đúng một lần trong transaction. US–AC v2.3 áp dụng cùng quy tắc và không còn mâu thuẫn cần xử lý ở nội dung này.</w:t>
       </w:r>
     </w:p>
     <w:p>
@@ -33268,7 +33554,7 @@
           <w:szCs w:val="26"/>
           <w:rtl w:val="0"/>
         </w:rPr>
-        <w:t xml:space="preserve">2. Chính sách 0 VND được thay thế bởi BR-06 – Zero-Amount Internal Settlement: Order đủ điều kiện hoàn tất nội bộ bằng ZERO_AMOUNT (không qua Mock/VNPay), Payment SUCCESS amountVnd = 0, Loyalty 0; xem AC-US-PRO-02-06.</w:t>
+        <w:t xml:space="preserve">2. Chính sách 0 VND theo BR-06 / FR-PAY-012: Order đủ điều kiện hoàn tất nội bộ bằng ZERO_AMOUNT (không qua Mock/VNPay), Payment SUCCESS amountVnd = 0, Loyalty 0; xem AC-US-PRO-02-06. Không tự thay đổi logic này theo request/frontend.</w:t>
       </w:r>
     </w:p>
     <w:p>
@@ -33287,7 +33573,7 @@
           <w:szCs w:val="26"/>
           <w:rtl w:val="0"/>
         </w:rPr>
-        <w:t xml:space="preserve">3. Các chức năng SHOULD giữ nguyên theo Requirements baseline; riêng FR-ORD-007 tự hủy đơn hết hạn là MUST. BR-03 bổ sung Grace Period bắt buộc khi có VNPay Attempt PENDING; trường hợp hủy chủ động trong khi VNPay chưa rõ kết quả cần quyết định thiết kế bổ sung, không tự suy đoán.</w:t>
+        <w:t xml:space="preserve">3. FR-ORD-007 là MUST (tự hủy 15 phút và Grace Period 5 phút cho VNPay PENDING). FR-ORD-005 hủy chủ động, FR-PRO-001 nhánh Coupon Preview và phân trang Catalog của FR-CAT-001 là SHOULD – Deferred/Not Implemented. Hủy chủ động khi VNPay chưa rõ kết quả vẫn OPEN, không tự đặt thêm business rule.</w:t>
       </w:r>
     </w:p>
     <w:p>
@@ -33356,63 +33642,71 @@
           <w:szCs w:val="26"/>
           <w:rtl w:val="0"/>
         </w:rPr>
-        <w:t xml:space="preserve">1) BrewLite-CongNghePhanMem.pdf (v1.0): §3–5, §8–12 — yêu cầu MVP, 10 task, DoD.  2) BrewLite_Requirements_Specification.docx (v2.0, 12/10/2026): §4–9, §11, §13, §15 — 40 FR, state machine, NFR và ma trận lỗi.  3) BL-CR-VNPAY-001 v1.0: Approved BR-01–BR-06 (Phase 2).  4) Requirements Specification v3.0, API Contract v3.0, Use Case Specification v3.0: baseline theo Decision Log, cần đối chiếu riêng trước khi chốt Final.</w:t>
-      </w:r>
-      <w:r>
-        <w:rPr>
-          <w:rtl w:val="0"/>
-        </w:rPr>
-      </w:r>
-    </w:p>
-    <w:p>
-      <w:pPr>
-        <w:pStyle w:val="Heading1"/>
-        <w:rPr>
-          <w:rFonts w:ascii="Times New Roman" w:cs="Times New Roman" w:eastAsia="Times New Roman" w:hAnsi="Times New Roman"/>
-          <w:color w:val="000000"/>
-          <w:sz w:val="28"/>
-          <w:szCs w:val="28"/>
-        </w:rPr>
-      </w:pPr>
-      <w:bookmarkStart w:colFirst="0" w:colLast="0" w:name="_heading=h.79vdwjmo8dzg" w:id="1"/>
-      <w:bookmarkEnd w:id="1"/>
-      <w:r>
-        <w:rPr>
-          <w:rFonts w:ascii="Times New Roman" w:cs="Times New Roman" w:eastAsia="Times New Roman" w:hAnsi="Times New Roman"/>
-          <w:color w:val="000000"/>
-          <w:sz w:val="28"/>
-          <w:szCs w:val="28"/>
-          <w:rtl w:val="0"/>
-        </w:rPr>
-        <w:t xml:space="preserve">9. Phase 2 – VNPay Sandbox: US/AC v2.3</w:t>
-      </w:r>
-    </w:p>
-    <w:p>
-      <w:pPr>
-        <w:rPr>
-          <w:rFonts w:ascii="Times New Roman" w:cs="Times New Roman" w:eastAsia="Times New Roman" w:hAnsi="Times New Roman"/>
-        </w:rPr>
-      </w:pPr>
-      <w:r>
-        <w:rPr>
-          <w:rFonts w:ascii="Times New Roman" w:cs="Times New Roman" w:eastAsia="Times New Roman" w:hAnsi="Times New Roman"/>
-          <w:rtl w:val="0"/>
-        </w:rPr>
-        <w:t xml:space="preserve">Phụ lục cập nhật có hiệu lực trong phạm vi tài liệu US/AC v2.3, làm rõ và bổ sung các AC bị tác động bởi Decision Log BL-CR-VNPAY-001 (Approved, 30/10/2026). Các User Story/AC Phase 1 không bị liệt kê sửa đổi vẫn được bảo toàn. Khi có xung đột, quy tắc đã phê duyệt ở BR-01–BR-06 được dùng để hiệu chỉnh AC Phase 2; không diễn giải đây là API Contract mới đã duyệt.</w:t>
-      </w:r>
-    </w:p>
-    <w:p>
-      <w:pPr>
-        <w:rPr>
-          <w:rFonts w:ascii="Times New Roman" w:cs="Times New Roman" w:eastAsia="Times New Roman" w:hAnsi="Times New Roman"/>
-        </w:rPr>
-      </w:pPr>
-      <w:r>
-        <w:rPr>
-          <w:rFonts w:ascii="Times New Roman" w:cs="Times New Roman" w:eastAsia="Times New Roman" w:hAnsi="Times New Roman"/>
-          <w:rtl w:val="0"/>
-        </w:rPr>
-        <w:t xml:space="preserve">Quy ước ID: US-VNP-xx / AC-US-VNP-xx-yy là phần bổ sung Phase 2, không đổi ID lịch sử US-PAY và US-ORD. Các định dạng HTTP status/JSON ngoài Decision Log phải chờ API Contract tiếp theo phê duyệt; chỉ ghi trạng thái nghiệp vụ có thể kiểm thử. Sáu US-VNP là yêu cầu nghiệp vụ được duyệt theo Decision; nhãn ưu tiên MUST/SHOULD và mã FR cụ thể chờ đối chiếu Requirements v3.0, không tự suy diễn từ chữ Approved.</w:t>
+        <w:t xml:space="preserve">1) BrewLite-CongNghePhanMem.pdf (đề bài Assignment 1).  2) Requirements Specification v3.1 – VNPay Phase 2 (30/10/2026, chờ review; 46 FR và NFR).  3) BL-CR-VNPAY-001 v1.0 (Approved BR-01–BR-06).  4) US/AC v2.2 (Phase 1 baseline, 205 AC).  5) API Contract v3.0 (Phase 1 Mock); endpoint/DTO/HTTP Phase 2 chờ API Contract Phase 2 phê duyệt.</w:t>
+      </w:r>
+      <w:r>
+        <w:rPr>
+          <w:rtl w:val="0"/>
+        </w:rPr>
+      </w:r>
+    </w:p>
+    <w:sdt>
+      <w:sdtPr>
+        <w:id w:val="-960880747"/>
+        <w:tag w:val="goog_rdk_12"/>
+      </w:sdtPr>
+      <w:sdtContent>
+        <w:p>
+          <w:pPr>
+            <w:pStyle w:val="Heading1"/>
+            <w:rPr>
+              <w:rFonts w:ascii="Times New Roman" w:cs="Times New Roman" w:eastAsia="Times New Roman" w:hAnsi="Times New Roman"/>
+              <w:color w:val="000000"/>
+              <w:sz w:val="28"/>
+              <w:szCs w:val="28"/>
+            </w:rPr>
+          </w:pPr>
+          <w:bookmarkStart w:colFirst="0" w:colLast="0" w:name="_heading=h.79vdwjmo8dzg" w:id="1"/>
+          <w:bookmarkEnd w:id="1"/>
+          <w:r>
+            <w:rPr>
+              <w:rFonts w:ascii="Times New Roman" w:cs="Times New Roman" w:eastAsia="Times New Roman" w:hAnsi="Times New Roman"/>
+              <w:color w:val="000000"/>
+              <w:sz w:val="28"/>
+              <w:szCs w:val="28"/>
+              <w:rtl w:val="0"/>
+            </w:rPr>
+            <w:t xml:space="preserve">9. Phase 2 – VNPay Sandbox: US/AC v2.3</w:t>
+          </w:r>
+        </w:p>
+      </w:sdtContent>
+    </w:sdt>
+    <w:p>
+      <w:pPr>
+        <w:rPr>
+          <w:rFonts w:ascii="Times New Roman" w:cs="Times New Roman" w:eastAsia="Times New Roman" w:hAnsi="Times New Roman"/>
+        </w:rPr>
+      </w:pPr>
+      <w:r>
+        <w:rPr>
+          <w:rFonts w:ascii="Times New Roman" w:cs="Times New Roman" w:eastAsia="Times New Roman" w:hAnsi="Times New Roman"/>
+          <w:rtl w:val="0"/>
+        </w:rPr>
+        <w:t xml:space="preserve">Bản cập nhật v2.3 đồng bộ Requirements Specification v3.1 (chờ review) và Decision Log BL-CR-VNPAY-001 (Approved BR-01–BR-06). Sáu User Stories US-VNP-01–06 truy vết sáu yêu cầu FR-PAY-007–012, đều MUST trong Phase 2. Các AC Phase 1 không bị thay thế vẫn giữ ID; khi có xung đột về provider, trạng thái Payment, retry, grace hoặc 0 VND, áp dụng BR đã Approved và FR-PAY Phase 2 được đặc tả trong Requirements v3.1.</w:t>
+      </w:r>
+    </w:p>
+    <w:p>
+      <w:pPr>
+        <w:rPr>
+          <w:rFonts w:ascii="Times New Roman" w:cs="Times New Roman" w:eastAsia="Times New Roman" w:hAnsi="Times New Roman"/>
+        </w:rPr>
+      </w:pPr>
+      <w:r>
+        <w:rPr>
+          <w:rFonts w:ascii="Times New Roman" w:cs="Times New Roman" w:eastAsia="Times New Roman" w:hAnsi="Times New Roman"/>
+          <w:rtl w:val="0"/>
+        </w:rPr>
+        <w:t xml:space="preserve">Quy ước ID: US-VNP-xx / AC-US-VNP-xx-yy là phần bổ sung Phase 2, không thay ID lịch sử. Mã FR-PAY-007–012 và mức MUST (Phase 2) lấy từ Requirements Specification v3.1; phê duyệt BR-01–06 không đồng nghĩa toàn bộ API/implementation đã được duyệt. Không tự đặt endpoint initiation/retry/QueryDR hoặc mã lỗi HTTP khi API Contract Phase 2 chưa được chốt; GET /payments/vnpay/ipn là endpoint đã xác nhận.</w:t>
       </w:r>
     </w:p>
     <w:p>
@@ -33647,7 +33941,7 @@
                 <w:szCs w:val="26"/>
                 <w:rtl w:val="0"/>
               </w:rPr>
-              <w:t xml:space="preserve">Bắt buộc theo BR Phase 2 đã duyệt | Mức MUST/SHOULD và mã FR: chờ đối chiếu Requirements v3.0 | BR-01/03/04/06</w:t>
+              <w:t xml:space="preserve">MUST (Phase 2) | Yêu cầu theo Requirements v3.1 (chờ review đặc tả) | BR-01/BR-02/BR-03 Approved</w:t>
             </w:r>
             <w:r>
               <w:rPr>
@@ -33731,7 +34025,7 @@
                 <w:szCs w:val="26"/>
                 <w:rtl w:val="0"/>
               </w:rPr>
-              <w:t xml:space="preserve">Customer | FR Phase 2: pending Requirements v3.0 trace</w:t>
+              <w:t xml:space="preserve">Customer | FR-PAY-007; liên quan FR-PAY-003, FR-PAY-011</w:t>
             </w:r>
             <w:r>
               <w:rPr>
@@ -33885,7 +34179,7 @@
     <w:p>
       <w:pPr>
         <w:spacing w:after="60" w:lineRule="auto"/>
-        <w:ind w:left="249"/>
+        <w:ind w:left="249" w:firstLine="0"/>
         <w:rPr>
           <w:rFonts w:ascii="Times New Roman" w:cs="Times New Roman" w:eastAsia="Times New Roman" w:hAnsi="Times New Roman"/>
         </w:rPr>
@@ -33909,7 +34203,7 @@
           <w:szCs w:val="26"/>
           <w:rtl w:val="0"/>
         </w:rPr>
-        <w:t xml:space="preserve">Given Customer đã xác thực, sở hữu Order chưa PAID/CANCELLED, còn hạn và totalVnd &gt; 0; When yêu cầu thanh toán; Then backend chọn provider VNPay Sandbox theo cấu hình cho phép và tạo Payment Attempt PENDING với định danh giao dịch duy nhất.</w:t>
+        <w:t xml:space="preserve">Given Customer có JWT hợp lệ và sở hữu Order còn hạn/chưa PAID/CANCELLED có totalVnd &gt; 0, không có VNPay Attempt PENDING hoặc kết quả chưa rõ; When Customer gửi yêu cầu initiation kèm Idempotency-Key hợp lệ; Then backend chọn VNPay Sandbox theo policy, kiểm tra lại Order/attempt trong transaction và lưu Payment Attempt PENDING với vnp_TxnRef duy nhất trước khi trả payment URL (FR-PAY-003, FR-PAY-007, BR-01/BR-02).</w:t>
       </w:r>
       <w:r>
         <w:rPr>
@@ -33920,7 +34214,7 @@
     <w:p>
       <w:pPr>
         <w:spacing w:after="60" w:lineRule="auto"/>
-        <w:ind w:left="249"/>
+        <w:ind w:left="249" w:firstLine="0"/>
         <w:rPr>
           <w:rFonts w:ascii="Times New Roman" w:cs="Times New Roman" w:eastAsia="Times New Roman" w:hAnsi="Times New Roman"/>
         </w:rPr>
@@ -33955,7 +34249,7 @@
     <w:p>
       <w:pPr>
         <w:spacing w:after="60" w:lineRule="auto"/>
-        <w:ind w:left="249"/>
+        <w:ind w:left="249" w:firstLine="0"/>
         <w:rPr>
           <w:rFonts w:ascii="Times New Roman" w:cs="Times New Roman" w:eastAsia="Times New Roman" w:hAnsi="Times New Roman"/>
         </w:rPr>
@@ -33990,7 +34284,7 @@
     <w:p>
       <w:pPr>
         <w:spacing w:after="60" w:lineRule="auto"/>
-        <w:ind w:left="249"/>
+        <w:ind w:left="249" w:firstLine="0"/>
         <w:rPr>
           <w:rFonts w:ascii="Times New Roman" w:cs="Times New Roman" w:eastAsia="Times New Roman" w:hAnsi="Times New Roman"/>
         </w:rPr>
@@ -34014,7 +34308,7 @@
           <w:szCs w:val="26"/>
           <w:rtl w:val="0"/>
         </w:rPr>
-        <w:t xml:space="preserve">Given Order đã hết hạn/PAID/CANCELLED hoặc không thuộc Customer; When khởi tạo thanh toán; Then backend từ chối và không tạo Payment Attempt mới hay thay đổi tài nguyên nghiệp vụ.</w:t>
+        <w:t xml:space="preserve">Given Order đã hết hạn/PAID/CANCELLED, không thuộc Customer hoặc Idempotency-Key cũ được tái sử dụng với payload khác; When khởi tạo thanh toán; Then backend từ chối an toàn, không tạo Payment Attempt mới hay thay đổi Inventory/Coupon/Loyalty; thông báo/mã lỗi VNPay cụ thể theo API Contract Phase 2 khi được duyệt.</w:t>
       </w:r>
       <w:r>
         <w:rPr>
@@ -34025,7 +34319,7 @@
     <w:p>
       <w:pPr>
         <w:spacing w:after="60" w:lineRule="auto"/>
-        <w:ind w:left="249"/>
+        <w:ind w:left="249" w:firstLine="0"/>
         <w:rPr>
           <w:rFonts w:ascii="Times New Roman" w:cs="Times New Roman" w:eastAsia="Times New Roman" w:hAnsi="Times New Roman"/>
         </w:rPr>
@@ -34049,7 +34343,7 @@
           <w:szCs w:val="26"/>
           <w:rtl w:val="0"/>
         </w:rPr>
-        <w:t xml:space="preserve">Given VNPay đang PENDING hoặc chưa rõ kết quả; When xảy ra timeout hoặc lỗi kết nối; Then backend không tự động chuyển sang Mock Payment.</w:t>
+        <w:t xml:space="preserve">Given VNPay Attempt PENDING hoặc kết quả chưa rõ, kể cả khi initiation trước đó timeout/mất phản hồi; When client gửi lại cùng Idempotency-Key và cùng payload; Then backend nhận diện/trả lại thông tin Attempt đã lưu theo API Contract, không tạo attempt khác; nếu gửi key khác vẫn không được có hơn một PENDING Attempt trên Order, không tự fallback sang Mock (FR-PAY-003, FR-PAY-007, FR-PAY-011, BR-01/BR-05).</w:t>
       </w:r>
       <w:r>
         <w:rPr>
@@ -34060,7 +34354,7 @@
     <w:p>
       <w:pPr>
         <w:spacing w:after="60" w:lineRule="auto"/>
-        <w:ind w:left="249"/>
+        <w:ind w:left="249" w:firstLine="0"/>
         <w:rPr>
           <w:rFonts w:ascii="Times New Roman" w:cs="Times New Roman" w:eastAsia="Times New Roman" w:hAnsi="Times New Roman"/>
         </w:rPr>
@@ -34324,7 +34618,7 @@
                 <w:szCs w:val="26"/>
                 <w:rtl w:val="0"/>
               </w:rPr>
-              <w:t xml:space="preserve">Bắt buộc theo BR Phase 2 đã duyệt | Mức MUST/SHOULD và mã FR: chờ đối chiếu Requirements v3.0 | BR-02/03/04</w:t>
+              <w:t xml:space="preserve">MUST (Phase 2) | Yêu cầu theo Requirements v3.1 (chờ review đặc tả) | BR-02/BR-03/BR-04 Approved</w:t>
             </w:r>
             <w:r>
               <w:rPr>
@@ -34408,7 +34702,7 @@
                 <w:szCs w:val="26"/>
                 <w:rtl w:val="0"/>
               </w:rPr>
-              <w:t xml:space="preserve">Customer / VNPay (external gateway) | FR Phase 2: pending trace</w:t>
+              <w:t xml:space="preserve">Customer / VNPay (external gateway) | FR-PAY-008, FR-PAY-009</w:t>
             </w:r>
             <w:r>
               <w:rPr>
@@ -34562,7 +34856,7 @@
     <w:p>
       <w:pPr>
         <w:spacing w:after="60" w:lineRule="auto"/>
-        <w:ind w:left="249"/>
+        <w:ind w:left="249" w:firstLine="0"/>
         <w:rPr>
           <w:rFonts w:ascii="Times New Roman" w:cs="Times New Roman" w:eastAsia="Times New Roman" w:hAnsi="Times New Roman"/>
         </w:rPr>
@@ -34597,7 +34891,7 @@
     <w:p>
       <w:pPr>
         <w:spacing w:after="60" w:lineRule="auto"/>
-        <w:ind w:left="249"/>
+        <w:ind w:left="249" w:firstLine="0"/>
         <w:rPr>
           <w:rFonts w:ascii="Times New Roman" w:cs="Times New Roman" w:eastAsia="Times New Roman" w:hAnsi="Times New Roman"/>
         </w:rPr>
@@ -34632,7 +34926,7 @@
     <w:p>
       <w:pPr>
         <w:spacing w:after="60" w:lineRule="auto"/>
-        <w:ind w:left="249"/>
+        <w:ind w:left="249" w:firstLine="0"/>
         <w:rPr>
           <w:rFonts w:ascii="Times New Roman" w:cs="Times New Roman" w:eastAsia="Times New Roman" w:hAnsi="Times New Roman"/>
         </w:rPr>
@@ -34667,7 +34961,7 @@
     <w:p>
       <w:pPr>
         <w:spacing w:after="60" w:lineRule="auto"/>
-        <w:ind w:left="249"/>
+        <w:ind w:left="249" w:firstLine="0"/>
         <w:rPr>
           <w:rFonts w:ascii="Times New Roman" w:cs="Times New Roman" w:eastAsia="Times New Roman" w:hAnsi="Times New Roman"/>
         </w:rPr>
@@ -34702,7 +34996,7 @@
     <w:p>
       <w:pPr>
         <w:spacing w:after="60" w:lineRule="auto"/>
-        <w:ind w:left="249"/>
+        <w:ind w:left="249" w:firstLine="0"/>
         <w:rPr>
           <w:rFonts w:ascii="Times New Roman" w:cs="Times New Roman" w:eastAsia="Times New Roman" w:hAnsi="Times New Roman"/>
         </w:rPr>
@@ -34737,7 +35031,7 @@
     <w:p>
       <w:pPr>
         <w:spacing w:after="60" w:lineRule="auto"/>
-        <w:ind w:left="249"/>
+        <w:ind w:left="249" w:firstLine="0"/>
         <w:rPr>
           <w:rFonts w:ascii="Times New Roman" w:cs="Times New Roman" w:eastAsia="Times New Roman" w:hAnsi="Times New Roman"/>
         </w:rPr>
@@ -34772,7 +35066,7 @@
     <w:p>
       <w:pPr>
         <w:spacing w:after="60" w:lineRule="auto"/>
-        <w:ind w:left="249"/>
+        <w:ind w:left="249" w:firstLine="0"/>
         <w:rPr>
           <w:rFonts w:ascii="Times New Roman" w:cs="Times New Roman" w:eastAsia="Times New Roman" w:hAnsi="Times New Roman"/>
         </w:rPr>
@@ -34807,7 +35101,7 @@
     <w:p>
       <w:pPr>
         <w:spacing w:after="60" w:lineRule="auto"/>
-        <w:ind w:left="249"/>
+        <w:ind w:left="249" w:firstLine="0"/>
         <w:rPr>
           <w:rFonts w:ascii="Times New Roman" w:cs="Times New Roman" w:eastAsia="Times New Roman" w:hAnsi="Times New Roman"/>
         </w:rPr>
@@ -34842,7 +35136,7 @@
     <w:p>
       <w:pPr>
         <w:spacing w:after="60" w:lineRule="auto"/>
-        <w:ind w:left="249"/>
+        <w:ind w:left="249" w:firstLine="0"/>
         <w:rPr>
           <w:rFonts w:ascii="Times New Roman" w:cs="Times New Roman" w:eastAsia="Times New Roman" w:hAnsi="Times New Roman"/>
         </w:rPr>
@@ -34877,7 +35171,7 @@
     <w:p>
       <w:pPr>
         <w:spacing w:after="60" w:lineRule="auto"/>
-        <w:ind w:left="249"/>
+        <w:ind w:left="249" w:firstLine="0"/>
         <w:rPr>
           <w:rFonts w:ascii="Times New Roman" w:cs="Times New Roman" w:eastAsia="Times New Roman" w:hAnsi="Times New Roman"/>
         </w:rPr>
@@ -34912,7 +35206,7 @@
     <w:p>
       <w:pPr>
         <w:spacing w:after="60" w:lineRule="auto"/>
-        <w:ind w:left="249"/>
+        <w:ind w:left="249" w:firstLine="0"/>
         <w:rPr>
           <w:rFonts w:ascii="Times New Roman" w:cs="Times New Roman" w:eastAsia="Times New Roman" w:hAnsi="Times New Roman"/>
         </w:rPr>
@@ -34947,7 +35241,7 @@
     <w:p>
       <w:pPr>
         <w:spacing w:after="60" w:lineRule="auto"/>
-        <w:ind w:left="249"/>
+        <w:ind w:left="249" w:firstLine="0"/>
         <w:rPr>
           <w:rFonts w:ascii="Times New Roman" w:cs="Times New Roman" w:eastAsia="Times New Roman" w:hAnsi="Times New Roman"/>
         </w:rPr>
@@ -34982,7 +35276,7 @@
     <w:p>
       <w:pPr>
         <w:spacing w:after="60" w:lineRule="auto"/>
-        <w:ind w:left="249"/>
+        <w:ind w:left="249" w:firstLine="0"/>
         <w:rPr>
           <w:rFonts w:ascii="Times New Roman" w:cs="Times New Roman" w:eastAsia="Times New Roman" w:hAnsi="Times New Roman"/>
         </w:rPr>
@@ -35017,7 +35311,7 @@
     <w:p>
       <w:pPr>
         <w:spacing w:after="60" w:lineRule="auto"/>
-        <w:ind w:left="249"/>
+        <w:ind w:left="249" w:firstLine="0"/>
         <w:rPr>
           <w:rFonts w:ascii="Times New Roman" w:cs="Times New Roman" w:eastAsia="Times New Roman" w:hAnsi="Times New Roman"/>
         </w:rPr>
@@ -35052,7 +35346,7 @@
     <w:p>
       <w:pPr>
         <w:spacing w:after="60" w:lineRule="auto"/>
-        <w:ind w:left="249"/>
+        <w:ind w:left="249" w:firstLine="0"/>
         <w:rPr>
           <w:rFonts w:ascii="Times New Roman" w:cs="Times New Roman" w:eastAsia="Times New Roman" w:hAnsi="Times New Roman"/>
         </w:rPr>
@@ -35316,7 +35610,7 @@
                 <w:szCs w:val="26"/>
                 <w:rtl w:val="0"/>
               </w:rPr>
-              <w:t xml:space="preserve">Bắt buộc theo BR Phase 2 đã duyệt | Mức MUST/SHOULD và mã FR: chờ đối chiếu Requirements v3.0 | BR-02/03</w:t>
+              <w:t xml:space="preserve">MUST (Phase 2) | Yêu cầu theo Requirements v3.1 (chờ review đặc tả) | BR-02/BR-03/BR-05 Approved</w:t>
             </w:r>
             <w:r>
               <w:rPr>
@@ -35400,7 +35694,7 @@
                 <w:szCs w:val="26"/>
                 <w:rtl w:val="0"/>
               </w:rPr>
-              <w:t xml:space="preserve">Customer / Scheduler | FR Phase 2: pending trace</w:t>
+              <w:t xml:space="preserve">Customer / Scheduler | FR-PAY-010; liên quan FR-PAY-009</w:t>
             </w:r>
             <w:r>
               <w:rPr>
@@ -35554,7 +35848,7 @@
     <w:p>
       <w:pPr>
         <w:spacing w:after="60" w:lineRule="auto"/>
-        <w:ind w:left="249"/>
+        <w:ind w:left="249" w:firstLine="0"/>
         <w:rPr>
           <w:rFonts w:ascii="Times New Roman" w:cs="Times New Roman" w:eastAsia="Times New Roman" w:hAnsi="Times New Roman"/>
         </w:rPr>
@@ -35589,7 +35883,7 @@
     <w:p>
       <w:pPr>
         <w:spacing w:after="60" w:lineRule="auto"/>
-        <w:ind w:left="249"/>
+        <w:ind w:left="249" w:firstLine="0"/>
         <w:rPr>
           <w:rFonts w:ascii="Times New Roman" w:cs="Times New Roman" w:eastAsia="Times New Roman" w:hAnsi="Times New Roman"/>
         </w:rPr>
@@ -35624,7 +35918,7 @@
     <w:p>
       <w:pPr>
         <w:spacing w:after="60" w:lineRule="auto"/>
-        <w:ind w:left="249"/>
+        <w:ind w:left="249" w:firstLine="0"/>
         <w:rPr>
           <w:rFonts w:ascii="Times New Roman" w:cs="Times New Roman" w:eastAsia="Times New Roman" w:hAnsi="Times New Roman"/>
         </w:rPr>
@@ -35659,7 +35953,7 @@
     <w:p>
       <w:pPr>
         <w:spacing w:after="60" w:lineRule="auto"/>
-        <w:ind w:left="249"/>
+        <w:ind w:left="249" w:firstLine="0"/>
         <w:rPr>
           <w:rFonts w:ascii="Times New Roman" w:cs="Times New Roman" w:eastAsia="Times New Roman" w:hAnsi="Times New Roman"/>
         </w:rPr>
@@ -35694,7 +35988,7 @@
     <w:p>
       <w:pPr>
         <w:spacing w:after="60" w:lineRule="auto"/>
-        <w:ind w:left="249"/>
+        <w:ind w:left="249" w:firstLine="0"/>
         <w:rPr>
           <w:rFonts w:ascii="Times New Roman" w:cs="Times New Roman" w:eastAsia="Times New Roman" w:hAnsi="Times New Roman"/>
         </w:rPr>
@@ -35729,7 +36023,7 @@
     <w:p>
       <w:pPr>
         <w:spacing w:after="60" w:lineRule="auto"/>
-        <w:ind w:left="249"/>
+        <w:ind w:left="249" w:firstLine="0"/>
         <w:rPr>
           <w:rFonts w:ascii="Times New Roman" w:cs="Times New Roman" w:eastAsia="Times New Roman" w:hAnsi="Times New Roman"/>
         </w:rPr>
@@ -35764,7 +36058,7 @@
     <w:p>
       <w:pPr>
         <w:spacing w:after="60" w:lineRule="auto"/>
-        <w:ind w:left="249"/>
+        <w:ind w:left="249" w:firstLine="0"/>
         <w:rPr>
           <w:rFonts w:ascii="Times New Roman" w:cs="Times New Roman" w:eastAsia="Times New Roman" w:hAnsi="Times New Roman"/>
         </w:rPr>
@@ -35799,7 +36093,7 @@
     <w:p>
       <w:pPr>
         <w:spacing w:after="60" w:lineRule="auto"/>
-        <w:ind w:left="249"/>
+        <w:ind w:left="249" w:firstLine="0"/>
         <w:rPr>
           <w:rFonts w:ascii="Times New Roman" w:cs="Times New Roman" w:eastAsia="Times New Roman" w:hAnsi="Times New Roman"/>
         </w:rPr>
@@ -35834,7 +36128,7 @@
     <w:p>
       <w:pPr>
         <w:spacing w:after="60" w:lineRule="auto"/>
-        <w:ind w:left="249"/>
+        <w:ind w:left="249" w:firstLine="0"/>
         <w:rPr>
           <w:rFonts w:ascii="Times New Roman" w:cs="Times New Roman" w:eastAsia="Times New Roman" w:hAnsi="Times New Roman"/>
         </w:rPr>
@@ -36098,7 +36392,7 @@
                 <w:szCs w:val="26"/>
                 <w:rtl w:val="0"/>
               </w:rPr>
-              <w:t xml:space="preserve">Bắt buộc theo BR Phase 2 đã duyệt | Mức MUST/SHOULD và mã FR: chờ đối chiếu Requirements v3.0 | BR-02/05</w:t>
+              <w:t xml:space="preserve">MUST (Phase 2) | Yêu cầu theo Requirements v3.1 (chờ review đặc tả) | BR-02/BR-04/BR-05 Approved</w:t>
             </w:r>
             <w:r>
               <w:rPr>
@@ -36182,7 +36476,7 @@
                 <w:szCs w:val="26"/>
                 <w:rtl w:val="0"/>
               </w:rPr>
-              <w:t xml:space="preserve">Customer / Backend reconciliation | FR Phase 2: pending trace</w:t>
+              <w:t xml:space="preserve">Customer / Backend reconciliation | FR-PAY-011, FR-PAY-009; liên quan FR-PAY-003</w:t>
             </w:r>
             <w:r>
               <w:rPr>
@@ -36336,7 +36630,7 @@
     <w:p>
       <w:pPr>
         <w:spacing w:after="60" w:lineRule="auto"/>
-        <w:ind w:left="249"/>
+        <w:ind w:left="249" w:firstLine="0"/>
         <w:rPr>
           <w:rFonts w:ascii="Times New Roman" w:cs="Times New Roman" w:eastAsia="Times New Roman" w:hAnsi="Times New Roman"/>
         </w:rPr>
@@ -36360,7 +36654,7 @@
           <w:szCs w:val="26"/>
           <w:rtl w:val="0"/>
         </w:rPr>
-        <w:t xml:space="preserve">Given Order đang có VNPay Payment Attempt PENDING; When Customer yêu cầu retry; Then không tạo attempt thứ hai.</w:t>
+        <w:t xml:space="preserve">Given một Order đang có VNPay Attempt PENDING hoặc chưa xác định kết quả, kể cả đã hết URL; When Customer retry bằng key cũ hoặc key mới; Then backend không tạo Attempt PENDING thứ hai, không chuyển provider sang Mock và không suy diễn FAILED từ timeout (FR-PAY-011, BR-02/BR-05).</w:t>
       </w:r>
       <w:r>
         <w:rPr>
@@ -36371,7 +36665,7 @@
     <w:p>
       <w:pPr>
         <w:spacing w:after="60" w:lineRule="auto"/>
-        <w:ind w:left="249"/>
+        <w:ind w:left="249" w:firstLine="0"/>
         <w:rPr>
           <w:rFonts w:ascii="Times New Roman" w:cs="Times New Roman" w:eastAsia="Times New Roman" w:hAnsi="Times New Roman"/>
         </w:rPr>
@@ -36395,7 +36689,7 @@
           <w:szCs w:val="26"/>
           <w:rtl w:val="0"/>
         </w:rPr>
-        <w:t xml:space="preserve">Given previous attempt đã FAILED cuối cùng và Order còn hạn, chưa PAID/CANCELLED; When retry; Then tạo attempt mới với vnp_TxnRef duy nhất.</w:t>
+        <w:t xml:space="preserve">Given VNPay Payment Attempt trước đã FAILED terminal được backend xác minh, Order thuộc Customer, còn hạn, chưa PAID/CANCELLED và không có VNPay Attempt PENDING/chưa rõ kết quả; When Customer thực hiện retry hợp lệ; Then frontend gửi Idempotency-Key mới, backend kiểm tra lại dưới khóa và tạo Attempt mới với vnp_TxnRef mới duy nhất; không gia hạn order.expiresAt, không tạo Order mới, không giữ thêm inventory/coupon (FR-PAY-003, FR-PAY-011, BR-05).</w:t>
       </w:r>
       <w:r>
         <w:rPr>
@@ -36406,7 +36700,7 @@
     <w:p>
       <w:pPr>
         <w:spacing w:after="60" w:lineRule="auto"/>
-        <w:ind w:left="249"/>
+        <w:ind w:left="249" w:firstLine="0"/>
         <w:rPr>
           <w:rFonts w:ascii="Times New Roman" w:cs="Times New Roman" w:eastAsia="Times New Roman" w:hAnsi="Times New Roman"/>
         </w:rPr>
@@ -36441,7 +36735,7 @@
     <w:p>
       <w:pPr>
         <w:spacing w:after="60" w:lineRule="auto"/>
-        <w:ind w:left="249"/>
+        <w:ind w:left="249" w:firstLine="0"/>
         <w:rPr>
           <w:rFonts w:ascii="Times New Roman" w:cs="Times New Roman" w:eastAsia="Times New Roman" w:hAnsi="Times New Roman"/>
         </w:rPr>
@@ -36465,7 +36759,7 @@
           <w:szCs w:val="26"/>
           <w:rtl w:val="0"/>
         </w:rPr>
-        <w:t xml:space="preserve">Given Order đạt expiresAt và còn VNPay Payment Attempt PENDING; When hệ thống xử lý thời hạn Order; Then backend kích hoạt reconciliation, tiếp tục tiếp nhận IPN và thực hiện QueryDR theo chính sách đối soát trong Grace Period 5 phút. Kết quả được xác minh thông qua Payment Finalization chung với IPN, bảo đảm idempotency và không tạo side effects trùng lặp (BR-03/BR-05).</w:t>
+        <w:t xml:space="preserve">Given Order đạt expiresAt và có VNPay Payment Attempt PENDING; When Scheduler xử lý thời hạn Order; Then backend kích hoạt reconciliation, tiếp tục tiếp nhận IPN và thực hiện QueryDR trong Grace Period 5 phút; IPN và QueryDR đều qua Payment Finalization chung có kiểm soát đồng thời và idempotency, không tạo side effects trùng (FR-PAY-009, FR-PAY-010, BR-03/BR-05).</w:t>
       </w:r>
       <w:r>
         <w:rPr>
@@ -36476,7 +36770,7 @@
     <w:p>
       <w:pPr>
         <w:spacing w:after="60" w:lineRule="auto"/>
-        <w:ind w:left="249"/>
+        <w:ind w:left="249" w:firstLine="0"/>
         <w:rPr>
           <w:rFonts w:ascii="Times New Roman" w:cs="Times New Roman" w:eastAsia="Times New Roman" w:hAnsi="Times New Roman"/>
         </w:rPr>
@@ -36511,7 +36805,7 @@
     <w:p>
       <w:pPr>
         <w:spacing w:after="60" w:lineRule="auto"/>
-        <w:ind w:left="249"/>
+        <w:ind w:left="249" w:firstLine="0"/>
         <w:rPr>
           <w:rFonts w:ascii="Times New Roman" w:cs="Times New Roman" w:eastAsia="Times New Roman" w:hAnsi="Times New Roman"/>
         </w:rPr>
@@ -36546,7 +36840,7 @@
     <w:p>
       <w:pPr>
         <w:spacing w:after="60" w:lineRule="auto"/>
-        <w:ind w:left="249"/>
+        <w:ind w:left="249" w:firstLine="0"/>
         <w:rPr>
           <w:rFonts w:ascii="Times New Roman" w:cs="Times New Roman" w:eastAsia="Times New Roman" w:hAnsi="Times New Roman"/>
         </w:rPr>
@@ -36581,7 +36875,7 @@
     <w:p>
       <w:pPr>
         <w:spacing w:after="60" w:lineRule="auto"/>
-        <w:ind w:left="249"/>
+        <w:ind w:left="249" w:firstLine="0"/>
         <w:rPr>
           <w:rFonts w:ascii="Times New Roman" w:cs="Times New Roman" w:eastAsia="Times New Roman" w:hAnsi="Times New Roman"/>
         </w:rPr>
@@ -36616,7 +36910,7 @@
     <w:p>
       <w:pPr>
         <w:spacing w:after="60" w:lineRule="auto"/>
-        <w:ind w:left="249"/>
+        <w:ind w:left="249" w:firstLine="0"/>
         <w:rPr>
           <w:rFonts w:ascii="Times New Roman" w:cs="Times New Roman" w:eastAsia="Times New Roman" w:hAnsi="Times New Roman"/>
         </w:rPr>
@@ -36880,7 +37174,7 @@
                 <w:szCs w:val="26"/>
                 <w:rtl w:val="0"/>
               </w:rPr>
-              <w:t xml:space="preserve">Bắt buộc theo BR Phase 2 đã duyệt | Mức MUST/SHOULD và mã FR: chờ đối chiếu Requirements v3.0 | BR-03/04/06</w:t>
+              <w:t xml:space="preserve">MUST (Phase 2) | Yêu cầu theo Requirements v3.1 (chờ review đặc tả) | BR-03/BR-04/BR-06 Approved</w:t>
             </w:r>
             <w:r>
               <w:rPr>
@@ -36964,7 +37258,7 @@
                 <w:szCs w:val="26"/>
                 <w:rtl w:val="0"/>
               </w:rPr>
-              <w:t xml:space="preserve">Customer | FR Phase 2: pending trace</w:t>
+              <w:t xml:space="preserve">Customer | FR-PAY-012</w:t>
             </w:r>
             <w:r>
               <w:rPr>
@@ -37118,7 +37412,7 @@
     <w:p>
       <w:pPr>
         <w:spacing w:after="60" w:lineRule="auto"/>
-        <w:ind w:left="249"/>
+        <w:ind w:left="249" w:firstLine="0"/>
         <w:rPr>
           <w:rFonts w:ascii="Times New Roman" w:cs="Times New Roman" w:eastAsia="Times New Roman" w:hAnsi="Times New Roman"/>
         </w:rPr>
@@ -37153,7 +37447,7 @@
     <w:p>
       <w:pPr>
         <w:spacing w:after="60" w:lineRule="auto"/>
-        <w:ind w:left="249"/>
+        <w:ind w:left="249" w:firstLine="0"/>
         <w:rPr>
           <w:rFonts w:ascii="Times New Roman" w:cs="Times New Roman" w:eastAsia="Times New Roman" w:hAnsi="Times New Roman"/>
         </w:rPr>
@@ -37188,7 +37482,7 @@
     <w:p>
       <w:pPr>
         <w:spacing w:after="60" w:lineRule="auto"/>
-        <w:ind w:left="249"/>
+        <w:ind w:left="249" w:firstLine="0"/>
         <w:rPr>
           <w:rFonts w:ascii="Times New Roman" w:cs="Times New Roman" w:eastAsia="Times New Roman" w:hAnsi="Times New Roman"/>
         </w:rPr>
@@ -37223,7 +37517,7 @@
     <w:p>
       <w:pPr>
         <w:spacing w:after="60" w:lineRule="auto"/>
-        <w:ind w:left="249"/>
+        <w:ind w:left="249" w:firstLine="0"/>
         <w:rPr>
           <w:rFonts w:ascii="Times New Roman" w:cs="Times New Roman" w:eastAsia="Times New Roman" w:hAnsi="Times New Roman"/>
         </w:rPr>
@@ -37258,7 +37552,7 @@
     <w:p>
       <w:pPr>
         <w:spacing w:after="60" w:lineRule="auto"/>
-        <w:ind w:left="249"/>
+        <w:ind w:left="249" w:firstLine="0"/>
         <w:rPr>
           <w:rFonts w:ascii="Times New Roman" w:cs="Times New Roman" w:eastAsia="Times New Roman" w:hAnsi="Times New Roman"/>
         </w:rPr>
@@ -37522,7 +37816,7 @@
                 <w:szCs w:val="26"/>
                 <w:rtl w:val="0"/>
               </w:rPr>
-              <w:t xml:space="preserve">Bắt buộc theo BR Phase 2 đã duyệt | Mức MUST/SHOULD và mã FR: chờ đối chiếu Requirements v3.0 | BR-01/06</w:t>
+              <w:t xml:space="preserve">MUST (Phase 2) | Yêu cầu theo Requirements v3.1 (chờ review đặc tả) | BR-01/BR-06 Approved</w:t>
             </w:r>
             <w:r>
               <w:rPr>
@@ -37606,7 +37900,7 @@
                 <w:szCs w:val="26"/>
                 <w:rtl w:val="0"/>
               </w:rPr>
-              <w:t xml:space="preserve">Nhóm phát triển / Backend | FR Phase 2: pending trace</w:t>
+              <w:t xml:space="preserve">Nhóm phát triển / Backend | FR-PAY-012; liên quan FR-PAY-007</w:t>
             </w:r>
             <w:r>
               <w:rPr>
@@ -37760,7 +38054,7 @@
     <w:p>
       <w:pPr>
         <w:spacing w:after="60" w:lineRule="auto"/>
-        <w:ind w:left="249"/>
+        <w:ind w:left="249" w:firstLine="0"/>
         <w:rPr>
           <w:rFonts w:ascii="Times New Roman" w:cs="Times New Roman" w:eastAsia="Times New Roman" w:hAnsi="Times New Roman"/>
         </w:rPr>
@@ -37795,7 +38089,7 @@
     <w:p>
       <w:pPr>
         <w:spacing w:after="60" w:lineRule="auto"/>
-        <w:ind w:left="249"/>
+        <w:ind w:left="249" w:firstLine="0"/>
         <w:rPr>
           <w:rFonts w:ascii="Times New Roman" w:cs="Times New Roman" w:eastAsia="Times New Roman" w:hAnsi="Times New Roman"/>
         </w:rPr>
@@ -37830,7 +38124,7 @@
     <w:p>
       <w:pPr>
         <w:spacing w:after="60" w:lineRule="auto"/>
-        <w:ind w:left="249"/>
+        <w:ind w:left="249" w:firstLine="0"/>
         <w:rPr>
           <w:rFonts w:ascii="Times New Roman" w:cs="Times New Roman" w:eastAsia="Times New Roman" w:hAnsi="Times New Roman"/>
         </w:rPr>
@@ -37865,7 +38159,7 @@
     <w:p>
       <w:pPr>
         <w:spacing w:after="60" w:lineRule="auto"/>
-        <w:ind w:left="249"/>
+        <w:ind w:left="249" w:firstLine="0"/>
         <w:rPr>
           <w:rFonts w:ascii="Times New Roman" w:cs="Times New Roman" w:eastAsia="Times New Roman" w:hAnsi="Times New Roman"/>
           <w:sz w:val="26"/>
@@ -37897,7 +38191,7 @@
     <w:p>
       <w:pPr>
         <w:spacing w:after="60" w:lineRule="auto"/>
-        <w:ind w:left="249"/>
+        <w:ind w:left="249" w:firstLine="0"/>
         <w:rPr>
           <w:rFonts w:ascii="Times New Roman" w:cs="Times New Roman" w:eastAsia="Times New Roman" w:hAnsi="Times New Roman"/>
           <w:sz w:val="26"/>
@@ -37913,7 +38207,7 @@
     <w:p>
       <w:pPr>
         <w:spacing w:after="60" w:lineRule="auto"/>
-        <w:ind w:left="249"/>
+        <w:ind w:left="249" w:firstLine="0"/>
         <w:rPr>
           <w:rFonts w:ascii="Times New Roman" w:cs="Times New Roman" w:eastAsia="Times New Roman" w:hAnsi="Times New Roman"/>
           <w:sz w:val="26"/>
@@ -38324,7 +38618,7 @@
                 <w:szCs w:val="26"/>
                 <w:rtl w:val="0"/>
               </w:rPr>
-              <w:t xml:space="preserve">VNPay mặc định; Mock được backend kiểm soát; không tự fallback</w:t>
+              <w:t xml:space="preserve">FR-PAY-007 / FR-PAY-012 — VNPay mặc định; Mock được backend kiểm soát; không tự fallback</w:t>
             </w:r>
             <w:r>
               <w:rPr>
@@ -38486,7 +38780,7 @@
                 <w:szCs w:val="26"/>
                 <w:rtl w:val="0"/>
               </w:rPr>
-              <w:t xml:space="preserve">Payment PENDING/SUCCESS/FAILED; timeout không đồng nghĩa FAILED</w:t>
+              <w:t xml:space="preserve">FR-PAY-007 / FR-PAY-009 — Payment PENDING/SUCCESS/FAILED; timeout không đồng nghĩa FAILED</w:t>
             </w:r>
             <w:r>
               <w:rPr>
@@ -38648,7 +38942,7 @@
                 <w:szCs w:val="26"/>
                 <w:rtl w:val="0"/>
               </w:rPr>
-              <w:t xml:space="preserve">15 phút + Grace 5 phút, late SUCCESS không hồi sinh Order</w:t>
+              <w:t xml:space="preserve">FR-PAY-010 — 15 phút + Grace 5 phút, late SUCCESS không hồi sinh Order</w:t>
             </w:r>
             <w:r>
               <w:rPr>
@@ -38810,7 +39104,7 @@
                 <w:szCs w:val="26"/>
                 <w:rtl w:val="0"/>
               </w:rPr>
-              <w:t xml:space="preserve">IPN HMAC, amount/merchant/ref, finalization atomic</w:t>
+              <w:t xml:space="preserve">FR-PAY-008 / FR-PAY-009 — IPN HMAC, amount/merchant/ref, finalization atomic</w:t>
             </w:r>
             <w:r>
               <w:rPr>
@@ -38972,7 +39266,7 @@
                 <w:szCs w:val="26"/>
                 <w:rtl w:val="0"/>
               </w:rPr>
-              <w:t xml:space="preserve">Retry chỉ sau FAILED cuối; QueryDR 10 phút tối đa 60 phút</w:t>
+              <w:t xml:space="preserve">FR-PAY-009 / FR-PAY-011 — Retry chỉ sau FAILED cuối; QueryDR 10 phút tối đa 60 phút</w:t>
             </w:r>
             <w:r>
               <w:rPr>
@@ -39134,7 +39428,7 @@
                 <w:szCs w:val="26"/>
                 <w:rtl w:val="0"/>
               </w:rPr>
-              <w:t xml:space="preserve">ZERO_AMOUNT nội bộ; Mock test/demo, không production</w:t>
+              <w:t xml:space="preserve">FR-PAY-012 — ZERO_AMOUNT nội bộ; Mock test/demo, không production</w:t>
             </w:r>
             <w:r>
               <w:rPr>
@@ -39145,71 +39439,79 @@
         </w:tc>
       </w:tr>
     </w:tbl>
-    <w:p>
-      <w:pPr>
-        <w:pStyle w:val="Heading1"/>
-        <w:rPr>
-          <w:rFonts w:ascii="Times New Roman" w:cs="Times New Roman" w:eastAsia="Times New Roman" w:hAnsi="Times New Roman"/>
-        </w:rPr>
-      </w:pPr>
-      <w:bookmarkStart w:colFirst="0" w:colLast="0" w:name="_heading=h.39v4861ze05t" w:id="2"/>
-      <w:bookmarkEnd w:id="2"/>
-      <w:r>
-        <w:rPr>
-          <w:rFonts w:ascii="Times New Roman" w:cs="Times New Roman" w:eastAsia="Times New Roman" w:hAnsi="Times New Roman"/>
-          <w:i w:val="0"/>
-          <w:iCs w:val="0"/>
-          <w:smallCaps w:val="0"/>
-          <w:strike w:val="0"/>
-          <w:color w:val="1f2937"/>
-          <w:sz w:val="28"/>
-          <w:szCs w:val="28"/>
-          <w:u w:val="none"/>
-          <w:vertAlign w:val="baseline"/>
-          <w:rtl w:val="0"/>
-        </w:rPr>
-        <w:t xml:space="preserve">11. Change Control – Cần đồng bộ với các tài liệu liên quan</w:t>
-      </w:r>
-      <w:r>
-        <w:rPr>
-          <w:rtl w:val="0"/>
-        </w:rPr>
-      </w:r>
-    </w:p>
-    <w:p>
-      <w:pPr>
-        <w:rPr>
-          <w:rFonts w:ascii="Times New Roman" w:cs="Times New Roman" w:eastAsia="Times New Roman" w:hAnsi="Times New Roman"/>
-          <w:sz w:val="26"/>
-          <w:szCs w:val="26"/>
-        </w:rPr>
-      </w:pPr>
-      <w:r>
-        <w:rPr>
-          <w:rFonts w:ascii="Times New Roman" w:cs="Times New Roman" w:eastAsia="Times New Roman" w:hAnsi="Times New Roman"/>
-          <w:sz w:val="26"/>
-          <w:szCs w:val="26"/>
-          <w:rtl w:val="0"/>
-        </w:rPr>
-        <w:t xml:space="preserve">Giữ nguyên các AC Phase 1 không bị thay thế. Các AC cũ mô tả Mock là kênh thanh toán duy nhất được hiểu là baseline Phase 1, không còn bao phủ đầy đủ Phase 2.</w:t>
-      </w:r>
-    </w:p>
-    <w:p>
-      <w:pPr>
-        <w:rPr>
-          <w:rFonts w:ascii="Times New Roman" w:cs="Times New Roman" w:eastAsia="Times New Roman" w:hAnsi="Times New Roman"/>
-          <w:sz w:val="26"/>
-          <w:szCs w:val="26"/>
-        </w:rPr>
-      </w:pPr>
-      <w:r>
-        <w:rPr>
-          <w:rFonts w:ascii="Times New Roman" w:cs="Times New Roman" w:eastAsia="Times New Roman" w:hAnsi="Times New Roman"/>
-          <w:sz w:val="26"/>
-          <w:szCs w:val="26"/>
-          <w:rtl w:val="0"/>
-        </w:rPr>
-        <w:t xml:space="preserve">Bổ sung/đối chiếu Requirements Specification phiên bản tương ứng, Use Case Specification, API Contract mới, ERD/Prisma Schema, sequence/activity diagrams trước khi đóng trạng thái Approved/Final của bản v2.3.</w:t>
+    <w:sdt>
+      <w:sdtPr>
+        <w:id w:val="-550649238"/>
+        <w:tag w:val="goog_rdk_13"/>
+      </w:sdtPr>
+      <w:sdtContent>
+        <w:p>
+          <w:pPr>
+            <w:pStyle w:val="Heading1"/>
+            <w:rPr>
+              <w:rFonts w:ascii="Times New Roman" w:cs="Times New Roman" w:eastAsia="Times New Roman" w:hAnsi="Times New Roman"/>
+            </w:rPr>
+          </w:pPr>
+          <w:bookmarkStart w:colFirst="0" w:colLast="0" w:name="_heading=h.39v4861ze05t" w:id="2"/>
+          <w:bookmarkEnd w:id="2"/>
+          <w:r>
+            <w:rPr>
+              <w:rFonts w:ascii="Times New Roman" w:cs="Times New Roman" w:eastAsia="Times New Roman" w:hAnsi="Times New Roman"/>
+              <w:i w:val="0"/>
+              <w:iCs w:val="0"/>
+              <w:smallCaps w:val="0"/>
+              <w:strike w:val="0"/>
+              <w:color w:val="1f2937"/>
+              <w:sz w:val="28"/>
+              <w:szCs w:val="28"/>
+              <w:u w:val="none"/>
+              <w:vertAlign w:val="baseline"/>
+              <w:rtl w:val="0"/>
+            </w:rPr>
+            <w:t xml:space="preserve">11. Change Control – Cần đồng bộ với các tài liệu liên quan</w:t>
+          </w:r>
+          <w:r>
+            <w:rPr>
+              <w:rtl w:val="0"/>
+            </w:rPr>
+          </w:r>
+        </w:p>
+      </w:sdtContent>
+    </w:sdt>
+    <w:p>
+      <w:pPr>
+        <w:rPr>
+          <w:rFonts w:ascii="Times New Roman" w:cs="Times New Roman" w:eastAsia="Times New Roman" w:hAnsi="Times New Roman"/>
+          <w:sz w:val="26"/>
+          <w:szCs w:val="26"/>
+        </w:rPr>
+      </w:pPr>
+      <w:r>
+        <w:rPr>
+          <w:rFonts w:ascii="Times New Roman" w:cs="Times New Roman" w:eastAsia="Times New Roman" w:hAnsi="Times New Roman"/>
+          <w:sz w:val="26"/>
+          <w:szCs w:val="26"/>
+          <w:rtl w:val="0"/>
+        </w:rPr>
+        <w:t xml:space="preserve">Các AC Phase 1 không bị thay thế được giữ nguyên ID. AC chỉ liên quan Mock áp dụng cho baseline test/demo khi backend cho phép; các quy tắc Phase 2 theo FR-PAY-007–012, BR-01–BR-06 và US-VNP-01–06. Phân trang Catalog, hủy chủ động và Coupon Preview là SHOULD – Deferred, không nằm trong DoD/QA bắt buộc Phase 2.</w:t>
+      </w:r>
+    </w:p>
+    <w:p>
+      <w:pPr>
+        <w:rPr>
+          <w:rFonts w:ascii="Times New Roman" w:cs="Times New Roman" w:eastAsia="Times New Roman" w:hAnsi="Times New Roman"/>
+          <w:sz w:val="26"/>
+          <w:szCs w:val="26"/>
+        </w:rPr>
+      </w:pPr>
+      <w:r>
+        <w:rPr>
+          <w:rFonts w:ascii="Times New Roman" w:cs="Times New Roman" w:eastAsia="Times New Roman" w:hAnsi="Times New Roman"/>
+          <w:sz w:val="26"/>
+          <w:szCs w:val="26"/>
+          <w:rtl w:val="0"/>
+        </w:rPr>
+        <w:t xml:space="preserve">Đã đối chiếu Requirements Specification v3.1 (trạng thái chờ review) để bổ sung mã FR và ưu tiên MUST (Phase 2). Còn phải review/API Contract Phase 2, Use Case Spec, ERD/Prisma, sequence/activity diagrams và xác nhận tích hợp Sandbox trước khi chuyển trạng thái US/AC sang Approved/Final.</w:t>
       </w:r>
     </w:p>
     <w:p>
@@ -39281,13 +39583,13 @@
           <w:szCs w:val="26"/>
           <w:rtl w:val="0"/>
         </w:rPr>
-        <w:t xml:space="preserve">Nguồn chính: BL-CR-VNPAY-001 v1.0 – Approved Business Rules Baseline (BR-01…BR-06); BrewLite User Stories &amp; Acceptance Criteria v2.2. Biên soạn cập nhật 30/10/2026.</w:t>
+        <w:t xml:space="preserve">Nguồn chính: Requirements Specification v3.1 – VNPay Phase 2 (30/10/2026, chờ review đặc tả), BL-CR-VNPAY-001 v1.0 (Approved BR-01…BR-06), API Contract v3.0 cho Phase 1 Mock và US/AC v2.2 baseline. Cập nhật: 30/10/2026.</w:t>
       </w:r>
     </w:p>
     <w:sectPr>
       <w:footerReference r:id="rId7" w:type="default"/>
       <w:pgSz w:h="16838" w:w="11906" w:orient="portrait"/>
-      <w:pgMar w:bottom="1440" w:top="1440" w:left="1440" w:right="1440" w:header="720" w:footer="720"/>
+      <w:pgMar w:bottom="1440" w:top="1440" w:left="1559.0551181102362" w:right="1440" w:header="720" w:footer="720"/>
       <w:pgNumType w:start="1"/>
     </w:sectPr>
   </w:body>
@@ -39536,24 +39838,19 @@
       <w:szCs w:val="72"/>
     </w:rPr>
   </w:style>
-  <w:style w:type="paragraph" w:styleId="Subtitle">
-    <w:name w:val="Subtitle"/>
-    <w:basedOn w:val="Normal"/>
-    <w:next w:val="Normal"/>
-    <w:pPr>
-      <w:keepNext w:val="1"/>
-      <w:keepLines w:val="1"/>
-      <w:pageBreakBefore w:val="0"/>
-      <w:spacing w:after="80" w:before="360" w:lineRule="auto"/>
-    </w:pPr>
-    <w:rPr>
-      <w:rFonts w:ascii="Georgia" w:cs="Georgia" w:eastAsia="Georgia" w:hAnsi="Georgia"/>
-      <w:i w:val="1"/>
-      <w:iCs w:val="1"/>
-      <w:color w:val="666666"/>
-      <w:sz w:val="48"/>
-      <w:szCs w:val="48"/>
-    </w:rPr>
+  <w:style w:type="table" w:styleId="TableNormal" w:default="1">
+    <w:name w:val="TableNormal"/>
+    <w:tblPr>
+      <w:tblCellMar>
+        <w:top w:w="100.0" w:type="dxa"/>
+        <w:left w:w="100.0" w:type="dxa"/>
+        <w:bottom w:w="100.0" w:type="dxa"/>
+        <w:right w:w="100.0" w:type="dxa"/>
+      </w:tblCellMar>
+    </w:tblPr>
+  </w:style>
+  <w:style w:type="paragraph" w:styleId="Normal" w:default="1">
+    <w:name w:val="normal"/>
   </w:style>
   <w:style w:type="table" w:styleId="TableNormal" w:default="1">
     <w:name w:val="TableNormal"/>
@@ -41668,6 +41965,740 @@
       </w:tblCellMar>
     </w:tblPr>
   </w:style>
+  <w:style w:type="paragraph" w:styleId="Subtitle">
+    <w:name w:val="Subtitle"/>
+    <w:basedOn w:val="Normal"/>
+    <w:next w:val="Normal"/>
+    <w:pPr>
+      <w:keepNext w:val="1"/>
+      <w:keepLines w:val="1"/>
+      <w:pageBreakBefore w:val="0"/>
+      <w:spacing w:after="80" w:before="360" w:lineRule="auto"/>
+    </w:pPr>
+    <w:rPr>
+      <w:rFonts w:ascii="Georgia" w:cs="Georgia" w:eastAsia="Georgia" w:hAnsi="Georgia"/>
+      <w:i w:val="1"/>
+      <w:iCs w:val="1"/>
+      <w:color w:val="666666"/>
+      <w:sz w:val="48"/>
+      <w:szCs w:val="48"/>
+    </w:rPr>
+  </w:style>
+  <w:style w:type="table" w:styleId="Table1">
+    <w:basedOn w:val="TableNormal"/>
+    <w:tblPr>
+      <w:tblStyleRowBandSize w:val="1"/>
+      <w:tblStyleColBandSize w:val="1"/>
+      <w:tblCellMar>
+        <w:top w:w="0.0" w:type="dxa"/>
+        <w:left w:w="108.0" w:type="dxa"/>
+        <w:bottom w:w="0.0" w:type="dxa"/>
+        <w:right w:w="108.0" w:type="dxa"/>
+      </w:tblCellMar>
+    </w:tblPr>
+  </w:style>
+  <w:style w:type="table" w:styleId="Table2">
+    <w:basedOn w:val="TableNormal"/>
+    <w:tblPr>
+      <w:tblStyleRowBandSize w:val="1"/>
+      <w:tblStyleColBandSize w:val="1"/>
+      <w:tblCellMar>
+        <w:top w:w="0.0" w:type="dxa"/>
+        <w:left w:w="108.0" w:type="dxa"/>
+        <w:bottom w:w="0.0" w:type="dxa"/>
+        <w:right w:w="108.0" w:type="dxa"/>
+      </w:tblCellMar>
+    </w:tblPr>
+  </w:style>
+  <w:style w:type="table" w:styleId="Table3">
+    <w:basedOn w:val="TableNormal"/>
+    <w:tblPr>
+      <w:tblStyleRowBandSize w:val="1"/>
+      <w:tblStyleColBandSize w:val="1"/>
+      <w:tblCellMar>
+        <w:top w:w="0.0" w:type="dxa"/>
+        <w:left w:w="108.0" w:type="dxa"/>
+        <w:bottom w:w="0.0" w:type="dxa"/>
+        <w:right w:w="108.0" w:type="dxa"/>
+      </w:tblCellMar>
+    </w:tblPr>
+  </w:style>
+  <w:style w:type="table" w:styleId="Table4">
+    <w:basedOn w:val="TableNormal"/>
+    <w:tblPr>
+      <w:tblStyleRowBandSize w:val="1"/>
+      <w:tblStyleColBandSize w:val="1"/>
+      <w:tblCellMar>
+        <w:top w:w="0.0" w:type="dxa"/>
+        <w:left w:w="108.0" w:type="dxa"/>
+        <w:bottom w:w="0.0" w:type="dxa"/>
+        <w:right w:w="108.0" w:type="dxa"/>
+      </w:tblCellMar>
+    </w:tblPr>
+  </w:style>
+  <w:style w:type="table" w:styleId="Table5">
+    <w:basedOn w:val="TableNormal"/>
+    <w:tblPr>
+      <w:tblStyleRowBandSize w:val="1"/>
+      <w:tblStyleColBandSize w:val="1"/>
+      <w:tblCellMar>
+        <w:top w:w="0.0" w:type="dxa"/>
+        <w:left w:w="108.0" w:type="dxa"/>
+        <w:bottom w:w="0.0" w:type="dxa"/>
+        <w:right w:w="108.0" w:type="dxa"/>
+      </w:tblCellMar>
+    </w:tblPr>
+  </w:style>
+  <w:style w:type="table" w:styleId="Table6">
+    <w:basedOn w:val="TableNormal"/>
+    <w:tblPr>
+      <w:tblStyleRowBandSize w:val="1"/>
+      <w:tblStyleColBandSize w:val="1"/>
+      <w:tblCellMar>
+        <w:top w:w="0.0" w:type="dxa"/>
+        <w:left w:w="108.0" w:type="dxa"/>
+        <w:bottom w:w="0.0" w:type="dxa"/>
+        <w:right w:w="108.0" w:type="dxa"/>
+      </w:tblCellMar>
+    </w:tblPr>
+  </w:style>
+  <w:style w:type="table" w:styleId="Table7">
+    <w:basedOn w:val="TableNormal"/>
+    <w:tblPr>
+      <w:tblStyleRowBandSize w:val="1"/>
+      <w:tblStyleColBandSize w:val="1"/>
+      <w:tblCellMar>
+        <w:top w:w="0.0" w:type="dxa"/>
+        <w:left w:w="108.0" w:type="dxa"/>
+        <w:bottom w:w="0.0" w:type="dxa"/>
+        <w:right w:w="108.0" w:type="dxa"/>
+      </w:tblCellMar>
+    </w:tblPr>
+  </w:style>
+  <w:style w:type="table" w:styleId="Table8">
+    <w:basedOn w:val="TableNormal"/>
+    <w:tblPr>
+      <w:tblStyleRowBandSize w:val="1"/>
+      <w:tblStyleColBandSize w:val="1"/>
+      <w:tblCellMar>
+        <w:top w:w="0.0" w:type="dxa"/>
+        <w:left w:w="108.0" w:type="dxa"/>
+        <w:bottom w:w="0.0" w:type="dxa"/>
+        <w:right w:w="108.0" w:type="dxa"/>
+      </w:tblCellMar>
+    </w:tblPr>
+  </w:style>
+  <w:style w:type="table" w:styleId="Table9">
+    <w:basedOn w:val="TableNormal"/>
+    <w:tblPr>
+      <w:tblStyleRowBandSize w:val="1"/>
+      <w:tblStyleColBandSize w:val="1"/>
+      <w:tblCellMar>
+        <w:top w:w="0.0" w:type="dxa"/>
+        <w:left w:w="108.0" w:type="dxa"/>
+        <w:bottom w:w="0.0" w:type="dxa"/>
+        <w:right w:w="108.0" w:type="dxa"/>
+      </w:tblCellMar>
+    </w:tblPr>
+  </w:style>
+  <w:style w:type="table" w:styleId="Table10">
+    <w:basedOn w:val="TableNormal"/>
+    <w:tblPr>
+      <w:tblStyleRowBandSize w:val="1"/>
+      <w:tblStyleColBandSize w:val="1"/>
+      <w:tblCellMar>
+        <w:top w:w="0.0" w:type="dxa"/>
+        <w:left w:w="108.0" w:type="dxa"/>
+        <w:bottom w:w="0.0" w:type="dxa"/>
+        <w:right w:w="108.0" w:type="dxa"/>
+      </w:tblCellMar>
+    </w:tblPr>
+  </w:style>
+  <w:style w:type="table" w:styleId="Table11">
+    <w:basedOn w:val="TableNormal"/>
+    <w:tblPr>
+      <w:tblStyleRowBandSize w:val="1"/>
+      <w:tblStyleColBandSize w:val="1"/>
+      <w:tblCellMar>
+        <w:top w:w="0.0" w:type="dxa"/>
+        <w:left w:w="108.0" w:type="dxa"/>
+        <w:bottom w:w="0.0" w:type="dxa"/>
+        <w:right w:w="108.0" w:type="dxa"/>
+      </w:tblCellMar>
+    </w:tblPr>
+  </w:style>
+  <w:style w:type="table" w:styleId="Table12">
+    <w:basedOn w:val="TableNormal"/>
+    <w:tblPr>
+      <w:tblStyleRowBandSize w:val="1"/>
+      <w:tblStyleColBandSize w:val="1"/>
+      <w:tblCellMar>
+        <w:top w:w="0.0" w:type="dxa"/>
+        <w:left w:w="108.0" w:type="dxa"/>
+        <w:bottom w:w="0.0" w:type="dxa"/>
+        <w:right w:w="108.0" w:type="dxa"/>
+      </w:tblCellMar>
+    </w:tblPr>
+  </w:style>
+  <w:style w:type="table" w:styleId="Table13">
+    <w:basedOn w:val="TableNormal"/>
+    <w:tblPr>
+      <w:tblStyleRowBandSize w:val="1"/>
+      <w:tblStyleColBandSize w:val="1"/>
+      <w:tblCellMar>
+        <w:top w:w="0.0" w:type="dxa"/>
+        <w:left w:w="108.0" w:type="dxa"/>
+        <w:bottom w:w="0.0" w:type="dxa"/>
+        <w:right w:w="108.0" w:type="dxa"/>
+      </w:tblCellMar>
+    </w:tblPr>
+  </w:style>
+  <w:style w:type="table" w:styleId="Table14">
+    <w:basedOn w:val="TableNormal"/>
+    <w:tblPr>
+      <w:tblStyleRowBandSize w:val="1"/>
+      <w:tblStyleColBandSize w:val="1"/>
+      <w:tblCellMar>
+        <w:top w:w="0.0" w:type="dxa"/>
+        <w:left w:w="108.0" w:type="dxa"/>
+        <w:bottom w:w="0.0" w:type="dxa"/>
+        <w:right w:w="108.0" w:type="dxa"/>
+      </w:tblCellMar>
+    </w:tblPr>
+  </w:style>
+  <w:style w:type="table" w:styleId="Table15">
+    <w:basedOn w:val="TableNormal"/>
+    <w:tblPr>
+      <w:tblStyleRowBandSize w:val="1"/>
+      <w:tblStyleColBandSize w:val="1"/>
+      <w:tblCellMar>
+        <w:top w:w="0.0" w:type="dxa"/>
+        <w:left w:w="108.0" w:type="dxa"/>
+        <w:bottom w:w="0.0" w:type="dxa"/>
+        <w:right w:w="108.0" w:type="dxa"/>
+      </w:tblCellMar>
+    </w:tblPr>
+  </w:style>
+  <w:style w:type="table" w:styleId="Table16">
+    <w:basedOn w:val="TableNormal"/>
+    <w:tblPr>
+      <w:tblStyleRowBandSize w:val="1"/>
+      <w:tblStyleColBandSize w:val="1"/>
+      <w:tblCellMar>
+        <w:top w:w="0.0" w:type="dxa"/>
+        <w:left w:w="108.0" w:type="dxa"/>
+        <w:bottom w:w="0.0" w:type="dxa"/>
+        <w:right w:w="108.0" w:type="dxa"/>
+      </w:tblCellMar>
+    </w:tblPr>
+  </w:style>
+  <w:style w:type="table" w:styleId="Table17">
+    <w:basedOn w:val="TableNormal"/>
+    <w:tblPr>
+      <w:tblStyleRowBandSize w:val="1"/>
+      <w:tblStyleColBandSize w:val="1"/>
+      <w:tblCellMar>
+        <w:top w:w="0.0" w:type="dxa"/>
+        <w:left w:w="108.0" w:type="dxa"/>
+        <w:bottom w:w="0.0" w:type="dxa"/>
+        <w:right w:w="108.0" w:type="dxa"/>
+      </w:tblCellMar>
+    </w:tblPr>
+  </w:style>
+  <w:style w:type="table" w:styleId="Table18">
+    <w:basedOn w:val="TableNormal"/>
+    <w:tblPr>
+      <w:tblStyleRowBandSize w:val="1"/>
+      <w:tblStyleColBandSize w:val="1"/>
+      <w:tblCellMar>
+        <w:top w:w="0.0" w:type="dxa"/>
+        <w:left w:w="108.0" w:type="dxa"/>
+        <w:bottom w:w="0.0" w:type="dxa"/>
+        <w:right w:w="108.0" w:type="dxa"/>
+      </w:tblCellMar>
+    </w:tblPr>
+  </w:style>
+  <w:style w:type="table" w:styleId="Table19">
+    <w:basedOn w:val="TableNormal"/>
+    <w:tblPr>
+      <w:tblStyleRowBandSize w:val="1"/>
+      <w:tblStyleColBandSize w:val="1"/>
+      <w:tblCellMar>
+        <w:top w:w="0.0" w:type="dxa"/>
+        <w:left w:w="108.0" w:type="dxa"/>
+        <w:bottom w:w="0.0" w:type="dxa"/>
+        <w:right w:w="108.0" w:type="dxa"/>
+      </w:tblCellMar>
+    </w:tblPr>
+  </w:style>
+  <w:style w:type="table" w:styleId="Table20">
+    <w:basedOn w:val="TableNormal"/>
+    <w:tblPr>
+      <w:tblStyleRowBandSize w:val="1"/>
+      <w:tblStyleColBandSize w:val="1"/>
+      <w:tblCellMar>
+        <w:top w:w="0.0" w:type="dxa"/>
+        <w:left w:w="108.0" w:type="dxa"/>
+        <w:bottom w:w="0.0" w:type="dxa"/>
+        <w:right w:w="108.0" w:type="dxa"/>
+      </w:tblCellMar>
+    </w:tblPr>
+  </w:style>
+  <w:style w:type="table" w:styleId="Table21">
+    <w:basedOn w:val="TableNormal"/>
+    <w:tblPr>
+      <w:tblStyleRowBandSize w:val="1"/>
+      <w:tblStyleColBandSize w:val="1"/>
+      <w:tblCellMar>
+        <w:top w:w="0.0" w:type="dxa"/>
+        <w:left w:w="108.0" w:type="dxa"/>
+        <w:bottom w:w="0.0" w:type="dxa"/>
+        <w:right w:w="108.0" w:type="dxa"/>
+      </w:tblCellMar>
+    </w:tblPr>
+  </w:style>
+  <w:style w:type="table" w:styleId="Table22">
+    <w:basedOn w:val="TableNormal"/>
+    <w:tblPr>
+      <w:tblStyleRowBandSize w:val="1"/>
+      <w:tblStyleColBandSize w:val="1"/>
+      <w:tblCellMar>
+        <w:top w:w="0.0" w:type="dxa"/>
+        <w:left w:w="108.0" w:type="dxa"/>
+        <w:bottom w:w="0.0" w:type="dxa"/>
+        <w:right w:w="108.0" w:type="dxa"/>
+      </w:tblCellMar>
+    </w:tblPr>
+  </w:style>
+  <w:style w:type="table" w:styleId="Table23">
+    <w:basedOn w:val="TableNormal"/>
+    <w:tblPr>
+      <w:tblStyleRowBandSize w:val="1"/>
+      <w:tblStyleColBandSize w:val="1"/>
+      <w:tblCellMar>
+        <w:top w:w="0.0" w:type="dxa"/>
+        <w:left w:w="108.0" w:type="dxa"/>
+        <w:bottom w:w="0.0" w:type="dxa"/>
+        <w:right w:w="108.0" w:type="dxa"/>
+      </w:tblCellMar>
+    </w:tblPr>
+  </w:style>
+  <w:style w:type="table" w:styleId="Table24">
+    <w:basedOn w:val="TableNormal"/>
+    <w:tblPr>
+      <w:tblStyleRowBandSize w:val="1"/>
+      <w:tblStyleColBandSize w:val="1"/>
+      <w:tblCellMar>
+        <w:top w:w="0.0" w:type="dxa"/>
+        <w:left w:w="108.0" w:type="dxa"/>
+        <w:bottom w:w="0.0" w:type="dxa"/>
+        <w:right w:w="108.0" w:type="dxa"/>
+      </w:tblCellMar>
+    </w:tblPr>
+  </w:style>
+  <w:style w:type="table" w:styleId="Table25">
+    <w:basedOn w:val="TableNormal"/>
+    <w:tblPr>
+      <w:tblStyleRowBandSize w:val="1"/>
+      <w:tblStyleColBandSize w:val="1"/>
+      <w:tblCellMar>
+        <w:top w:w="0.0" w:type="dxa"/>
+        <w:left w:w="108.0" w:type="dxa"/>
+        <w:bottom w:w="0.0" w:type="dxa"/>
+        <w:right w:w="108.0" w:type="dxa"/>
+      </w:tblCellMar>
+    </w:tblPr>
+  </w:style>
+  <w:style w:type="table" w:styleId="Table26">
+    <w:basedOn w:val="TableNormal"/>
+    <w:tblPr>
+      <w:tblStyleRowBandSize w:val="1"/>
+      <w:tblStyleColBandSize w:val="1"/>
+      <w:tblCellMar>
+        <w:top w:w="0.0" w:type="dxa"/>
+        <w:left w:w="108.0" w:type="dxa"/>
+        <w:bottom w:w="0.0" w:type="dxa"/>
+        <w:right w:w="108.0" w:type="dxa"/>
+      </w:tblCellMar>
+    </w:tblPr>
+  </w:style>
+  <w:style w:type="table" w:styleId="Table27">
+    <w:basedOn w:val="TableNormal"/>
+    <w:tblPr>
+      <w:tblStyleRowBandSize w:val="1"/>
+      <w:tblStyleColBandSize w:val="1"/>
+      <w:tblCellMar>
+        <w:top w:w="0.0" w:type="dxa"/>
+        <w:left w:w="108.0" w:type="dxa"/>
+        <w:bottom w:w="0.0" w:type="dxa"/>
+        <w:right w:w="108.0" w:type="dxa"/>
+      </w:tblCellMar>
+    </w:tblPr>
+  </w:style>
+  <w:style w:type="table" w:styleId="Table28">
+    <w:basedOn w:val="TableNormal"/>
+    <w:tblPr>
+      <w:tblStyleRowBandSize w:val="1"/>
+      <w:tblStyleColBandSize w:val="1"/>
+      <w:tblCellMar>
+        <w:top w:w="0.0" w:type="dxa"/>
+        <w:left w:w="108.0" w:type="dxa"/>
+        <w:bottom w:w="0.0" w:type="dxa"/>
+        <w:right w:w="108.0" w:type="dxa"/>
+      </w:tblCellMar>
+    </w:tblPr>
+  </w:style>
+  <w:style w:type="table" w:styleId="Table29">
+    <w:basedOn w:val="TableNormal"/>
+    <w:tblPr>
+      <w:tblStyleRowBandSize w:val="1"/>
+      <w:tblStyleColBandSize w:val="1"/>
+      <w:tblCellMar>
+        <w:top w:w="0.0" w:type="dxa"/>
+        <w:left w:w="108.0" w:type="dxa"/>
+        <w:bottom w:w="0.0" w:type="dxa"/>
+        <w:right w:w="108.0" w:type="dxa"/>
+      </w:tblCellMar>
+    </w:tblPr>
+  </w:style>
+  <w:style w:type="table" w:styleId="Table30">
+    <w:basedOn w:val="TableNormal"/>
+    <w:tblPr>
+      <w:tblStyleRowBandSize w:val="1"/>
+      <w:tblStyleColBandSize w:val="1"/>
+      <w:tblCellMar>
+        <w:top w:w="0.0" w:type="dxa"/>
+        <w:left w:w="108.0" w:type="dxa"/>
+        <w:bottom w:w="0.0" w:type="dxa"/>
+        <w:right w:w="108.0" w:type="dxa"/>
+      </w:tblCellMar>
+    </w:tblPr>
+  </w:style>
+  <w:style w:type="table" w:styleId="Table31">
+    <w:basedOn w:val="TableNormal"/>
+    <w:tblPr>
+      <w:tblStyleRowBandSize w:val="1"/>
+      <w:tblStyleColBandSize w:val="1"/>
+      <w:tblCellMar>
+        <w:top w:w="0.0" w:type="dxa"/>
+        <w:left w:w="108.0" w:type="dxa"/>
+        <w:bottom w:w="0.0" w:type="dxa"/>
+        <w:right w:w="108.0" w:type="dxa"/>
+      </w:tblCellMar>
+    </w:tblPr>
+  </w:style>
+  <w:style w:type="table" w:styleId="Table32">
+    <w:basedOn w:val="TableNormal"/>
+    <w:tblPr>
+      <w:tblStyleRowBandSize w:val="1"/>
+      <w:tblStyleColBandSize w:val="1"/>
+      <w:tblCellMar>
+        <w:top w:w="0.0" w:type="dxa"/>
+        <w:left w:w="108.0" w:type="dxa"/>
+        <w:bottom w:w="0.0" w:type="dxa"/>
+        <w:right w:w="108.0" w:type="dxa"/>
+      </w:tblCellMar>
+    </w:tblPr>
+  </w:style>
+  <w:style w:type="table" w:styleId="Table33">
+    <w:basedOn w:val="TableNormal"/>
+    <w:tblPr>
+      <w:tblStyleRowBandSize w:val="1"/>
+      <w:tblStyleColBandSize w:val="1"/>
+      <w:tblCellMar>
+        <w:top w:w="0.0" w:type="dxa"/>
+        <w:left w:w="108.0" w:type="dxa"/>
+        <w:bottom w:w="0.0" w:type="dxa"/>
+        <w:right w:w="108.0" w:type="dxa"/>
+      </w:tblCellMar>
+    </w:tblPr>
+  </w:style>
+  <w:style w:type="table" w:styleId="Table34">
+    <w:basedOn w:val="TableNormal"/>
+    <w:tblPr>
+      <w:tblStyleRowBandSize w:val="1"/>
+      <w:tblStyleColBandSize w:val="1"/>
+      <w:tblCellMar>
+        <w:top w:w="0.0" w:type="dxa"/>
+        <w:left w:w="108.0" w:type="dxa"/>
+        <w:bottom w:w="0.0" w:type="dxa"/>
+        <w:right w:w="108.0" w:type="dxa"/>
+      </w:tblCellMar>
+    </w:tblPr>
+  </w:style>
+  <w:style w:type="table" w:styleId="Table35">
+    <w:basedOn w:val="TableNormal"/>
+    <w:tblPr>
+      <w:tblStyleRowBandSize w:val="1"/>
+      <w:tblStyleColBandSize w:val="1"/>
+      <w:tblCellMar>
+        <w:top w:w="0.0" w:type="dxa"/>
+        <w:left w:w="108.0" w:type="dxa"/>
+        <w:bottom w:w="0.0" w:type="dxa"/>
+        <w:right w:w="108.0" w:type="dxa"/>
+      </w:tblCellMar>
+    </w:tblPr>
+  </w:style>
+  <w:style w:type="table" w:styleId="Table36">
+    <w:basedOn w:val="TableNormal"/>
+    <w:tblPr>
+      <w:tblStyleRowBandSize w:val="1"/>
+      <w:tblStyleColBandSize w:val="1"/>
+      <w:tblCellMar>
+        <w:top w:w="0.0" w:type="dxa"/>
+        <w:left w:w="108.0" w:type="dxa"/>
+        <w:bottom w:w="0.0" w:type="dxa"/>
+        <w:right w:w="108.0" w:type="dxa"/>
+      </w:tblCellMar>
+    </w:tblPr>
+  </w:style>
+  <w:style w:type="table" w:styleId="Table37">
+    <w:basedOn w:val="TableNormal"/>
+    <w:tblPr>
+      <w:tblStyleRowBandSize w:val="1"/>
+      <w:tblStyleColBandSize w:val="1"/>
+      <w:tblCellMar>
+        <w:top w:w="0.0" w:type="dxa"/>
+        <w:left w:w="108.0" w:type="dxa"/>
+        <w:bottom w:w="0.0" w:type="dxa"/>
+        <w:right w:w="108.0" w:type="dxa"/>
+      </w:tblCellMar>
+    </w:tblPr>
+  </w:style>
+  <w:style w:type="table" w:styleId="Table38">
+    <w:basedOn w:val="TableNormal"/>
+    <w:tblPr>
+      <w:tblStyleRowBandSize w:val="1"/>
+      <w:tblStyleColBandSize w:val="1"/>
+      <w:tblCellMar>
+        <w:top w:w="0.0" w:type="dxa"/>
+        <w:left w:w="108.0" w:type="dxa"/>
+        <w:bottom w:w="0.0" w:type="dxa"/>
+        <w:right w:w="108.0" w:type="dxa"/>
+      </w:tblCellMar>
+    </w:tblPr>
+  </w:style>
+  <w:style w:type="table" w:styleId="Table39">
+    <w:basedOn w:val="TableNormal"/>
+    <w:tblPr>
+      <w:tblStyleRowBandSize w:val="1"/>
+      <w:tblStyleColBandSize w:val="1"/>
+      <w:tblCellMar>
+        <w:top w:w="0.0" w:type="dxa"/>
+        <w:left w:w="108.0" w:type="dxa"/>
+        <w:bottom w:w="0.0" w:type="dxa"/>
+        <w:right w:w="108.0" w:type="dxa"/>
+      </w:tblCellMar>
+    </w:tblPr>
+  </w:style>
+  <w:style w:type="table" w:styleId="Table40">
+    <w:basedOn w:val="TableNormal"/>
+    <w:tblPr>
+      <w:tblStyleRowBandSize w:val="1"/>
+      <w:tblStyleColBandSize w:val="1"/>
+      <w:tblCellMar>
+        <w:top w:w="0.0" w:type="dxa"/>
+        <w:left w:w="108.0" w:type="dxa"/>
+        <w:bottom w:w="0.0" w:type="dxa"/>
+        <w:right w:w="108.0" w:type="dxa"/>
+      </w:tblCellMar>
+    </w:tblPr>
+  </w:style>
+  <w:style w:type="table" w:styleId="Table41">
+    <w:basedOn w:val="TableNormal"/>
+    <w:tblPr>
+      <w:tblStyleRowBandSize w:val="1"/>
+      <w:tblStyleColBandSize w:val="1"/>
+      <w:tblCellMar>
+        <w:top w:w="0.0" w:type="dxa"/>
+        <w:left w:w="108.0" w:type="dxa"/>
+        <w:bottom w:w="0.0" w:type="dxa"/>
+        <w:right w:w="108.0" w:type="dxa"/>
+      </w:tblCellMar>
+    </w:tblPr>
+  </w:style>
+  <w:style w:type="table" w:styleId="Table42">
+    <w:basedOn w:val="TableNormal"/>
+    <w:tblPr>
+      <w:tblStyleRowBandSize w:val="1"/>
+      <w:tblStyleColBandSize w:val="1"/>
+      <w:tblCellMar>
+        <w:top w:w="0.0" w:type="dxa"/>
+        <w:left w:w="108.0" w:type="dxa"/>
+        <w:bottom w:w="0.0" w:type="dxa"/>
+        <w:right w:w="108.0" w:type="dxa"/>
+      </w:tblCellMar>
+    </w:tblPr>
+  </w:style>
+  <w:style w:type="table" w:styleId="Table43">
+    <w:basedOn w:val="TableNormal"/>
+    <w:tblPr>
+      <w:tblStyleRowBandSize w:val="1"/>
+      <w:tblStyleColBandSize w:val="1"/>
+      <w:tblCellMar>
+        <w:top w:w="0.0" w:type="dxa"/>
+        <w:left w:w="108.0" w:type="dxa"/>
+        <w:bottom w:w="0.0" w:type="dxa"/>
+        <w:right w:w="108.0" w:type="dxa"/>
+      </w:tblCellMar>
+    </w:tblPr>
+  </w:style>
+  <w:style w:type="table" w:styleId="Table44">
+    <w:basedOn w:val="TableNormal"/>
+    <w:tblPr>
+      <w:tblStyleRowBandSize w:val="1"/>
+      <w:tblStyleColBandSize w:val="1"/>
+      <w:tblCellMar>
+        <w:top w:w="0.0" w:type="dxa"/>
+        <w:left w:w="108.0" w:type="dxa"/>
+        <w:bottom w:w="0.0" w:type="dxa"/>
+        <w:right w:w="108.0" w:type="dxa"/>
+      </w:tblCellMar>
+    </w:tblPr>
+  </w:style>
+  <w:style w:type="table" w:styleId="Table45">
+    <w:basedOn w:val="TableNormal"/>
+    <w:tblPr>
+      <w:tblStyleRowBandSize w:val="1"/>
+      <w:tblStyleColBandSize w:val="1"/>
+      <w:tblCellMar>
+        <w:top w:w="0.0" w:type="dxa"/>
+        <w:left w:w="108.0" w:type="dxa"/>
+        <w:bottom w:w="0.0" w:type="dxa"/>
+        <w:right w:w="108.0" w:type="dxa"/>
+      </w:tblCellMar>
+    </w:tblPr>
+  </w:style>
+  <w:style w:type="table" w:styleId="Table46">
+    <w:basedOn w:val="TableNormal"/>
+    <w:tblPr>
+      <w:tblStyleRowBandSize w:val="1"/>
+      <w:tblStyleColBandSize w:val="1"/>
+      <w:tblCellMar>
+        <w:top w:w="0.0" w:type="dxa"/>
+        <w:left w:w="108.0" w:type="dxa"/>
+        <w:bottom w:w="0.0" w:type="dxa"/>
+        <w:right w:w="108.0" w:type="dxa"/>
+      </w:tblCellMar>
+    </w:tblPr>
+  </w:style>
+  <w:style w:type="table" w:styleId="Table47">
+    <w:basedOn w:val="TableNormal"/>
+    <w:tblPr>
+      <w:tblStyleRowBandSize w:val="1"/>
+      <w:tblStyleColBandSize w:val="1"/>
+      <w:tblCellMar>
+        <w:top w:w="0.0" w:type="dxa"/>
+        <w:left w:w="108.0" w:type="dxa"/>
+        <w:bottom w:w="0.0" w:type="dxa"/>
+        <w:right w:w="108.0" w:type="dxa"/>
+      </w:tblCellMar>
+    </w:tblPr>
+  </w:style>
+  <w:style w:type="table" w:styleId="Table48">
+    <w:basedOn w:val="TableNormal"/>
+    <w:tblPr>
+      <w:tblStyleRowBandSize w:val="1"/>
+      <w:tblStyleColBandSize w:val="1"/>
+      <w:tblCellMar>
+        <w:top w:w="0.0" w:type="dxa"/>
+        <w:left w:w="108.0" w:type="dxa"/>
+        <w:bottom w:w="0.0" w:type="dxa"/>
+        <w:right w:w="108.0" w:type="dxa"/>
+      </w:tblCellMar>
+    </w:tblPr>
+  </w:style>
+  <w:style w:type="table" w:styleId="Table49">
+    <w:basedOn w:val="TableNormal"/>
+    <w:tblPr>
+      <w:tblStyleRowBandSize w:val="1"/>
+      <w:tblStyleColBandSize w:val="1"/>
+      <w:tblCellMar>
+        <w:top w:w="0.0" w:type="dxa"/>
+        <w:left w:w="108.0" w:type="dxa"/>
+        <w:bottom w:w="0.0" w:type="dxa"/>
+        <w:right w:w="108.0" w:type="dxa"/>
+      </w:tblCellMar>
+    </w:tblPr>
+  </w:style>
+  <w:style w:type="table" w:styleId="Table50">
+    <w:basedOn w:val="TableNormal"/>
+    <w:tblPr>
+      <w:tblStyleRowBandSize w:val="1"/>
+      <w:tblStyleColBandSize w:val="1"/>
+      <w:tblCellMar>
+        <w:top w:w="0.0" w:type="dxa"/>
+        <w:left w:w="108.0" w:type="dxa"/>
+        <w:bottom w:w="0.0" w:type="dxa"/>
+        <w:right w:w="108.0" w:type="dxa"/>
+      </w:tblCellMar>
+    </w:tblPr>
+  </w:style>
+  <w:style w:type="table" w:styleId="Table51">
+    <w:basedOn w:val="TableNormal"/>
+    <w:tblPr>
+      <w:tblStyleRowBandSize w:val="1"/>
+      <w:tblStyleColBandSize w:val="1"/>
+      <w:tblCellMar>
+        <w:top w:w="0.0" w:type="dxa"/>
+        <w:left w:w="108.0" w:type="dxa"/>
+        <w:bottom w:w="0.0" w:type="dxa"/>
+        <w:right w:w="108.0" w:type="dxa"/>
+      </w:tblCellMar>
+    </w:tblPr>
+  </w:style>
+  <w:style w:type="table" w:styleId="Table52">
+    <w:basedOn w:val="TableNormal"/>
+    <w:tblPr>
+      <w:tblStyleRowBandSize w:val="1"/>
+      <w:tblStyleColBandSize w:val="1"/>
+      <w:tblCellMar>
+        <w:top w:w="0.0" w:type="dxa"/>
+        <w:left w:w="108.0" w:type="dxa"/>
+        <w:bottom w:w="0.0" w:type="dxa"/>
+        <w:right w:w="108.0" w:type="dxa"/>
+      </w:tblCellMar>
+    </w:tblPr>
+  </w:style>
+  <w:style w:type="table" w:styleId="Table53">
+    <w:basedOn w:val="TableNormal"/>
+    <w:tblPr>
+      <w:tblStyleRowBandSize w:val="1"/>
+      <w:tblStyleColBandSize w:val="1"/>
+      <w:tblCellMar>
+        <w:top w:w="0.0" w:type="dxa"/>
+        <w:left w:w="108.0" w:type="dxa"/>
+        <w:bottom w:w="0.0" w:type="dxa"/>
+        <w:right w:w="108.0" w:type="dxa"/>
+      </w:tblCellMar>
+    </w:tblPr>
+  </w:style>
+  <w:style w:type="table" w:styleId="Table54">
+    <w:basedOn w:val="TableNormal"/>
+    <w:tblPr>
+      <w:tblStyleRowBandSize w:val="1"/>
+      <w:tblStyleColBandSize w:val="1"/>
+      <w:tblCellMar>
+        <w:top w:w="0.0" w:type="dxa"/>
+        <w:left w:w="108.0" w:type="dxa"/>
+        <w:bottom w:w="0.0" w:type="dxa"/>
+        <w:right w:w="108.0" w:type="dxa"/>
+      </w:tblCellMar>
+    </w:tblPr>
+  </w:style>
+  <w:style w:type="table" w:styleId="Table55">
+    <w:basedOn w:val="TableNormal"/>
+    <w:tblPr>
+      <w:tblStyleRowBandSize w:val="1"/>
+      <w:tblStyleColBandSize w:val="1"/>
+      <w:tblCellMar>
+        <w:top w:w="0.0" w:type="dxa"/>
+        <w:left w:w="115.0" w:type="dxa"/>
+        <w:bottom w:w="0.0" w:type="dxa"/>
+        <w:right w:w="115.0" w:type="dxa"/>
+      </w:tblCellMar>
+    </w:tblPr>
+  </w:style>
 </w:styles>
 </file>
 
@@ -41920,7 +42951,7 @@
 
 <file path=customXML/item1.xml><?xml version="1.0" encoding="utf-8"?>
 <go:gDocsCustomXmlDataStorage xmlns:go="http://customooxmlschemas.google.com/" xmlns:r="http://schemas.openxmlformats.org/officeDocument/2006/relationships" uri="GoogleDocsCustomDataVersion2">
-  <go:docsCustomData xmlns:go="http://customooxmlschemas.google.com/" roundtripDataSignature="AMtx7mgFsKMcaYaSK/DK+z1o0XDje43J2A==">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</go:docsCustomData>
+  <go:docsCustomData xmlns:go="http://customooxmlschemas.google.com/" roundtripDataSignature="AMtx7mgeGx2UWGKYXcg7NwS3SuIavmMhIQ==">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</go:docsCustomData>
 </go:gDocsCustomXmlDataStorage>
 </file>
 
